--- a/TCOM/Reviewed_submission/email_feedback.docx
+++ b/TCOM/Reviewed_submission/email_feedback.docx
@@ -157,7 +157,7 @@
         </w:rPr>
         <w:br/>
       </w:r>
-      <w:hyperlink r:id="rId4" w:tgtFrame="_blank" w:history="1">
+      <w:hyperlink r:id="rId5" w:tgtFrame="_blank" w:history="1">
         <w:r>
           <w:rPr>
             <w:rStyle w:val="Hyperlink"/>
@@ -266,7 +266,7 @@
         </w:rPr>
         <w:br/>
       </w:r>
-      <w:hyperlink r:id="rId5" w:tgtFrame="_blank" w:history="1">
+      <w:hyperlink r:id="rId6" w:tgtFrame="_blank" w:history="1">
         <w:r>
           <w:rPr>
             <w:rStyle w:val="Hyperlink"/>
@@ -287,7 +287,7 @@
         </w:rPr>
         <w:t>, </w:t>
       </w:r>
-      <w:hyperlink r:id="rId6" w:tgtFrame="_blank" w:history="1">
+      <w:hyperlink r:id="rId7" w:tgtFrame="_blank" w:history="1">
         <w:r>
           <w:rPr>
             <w:rStyle w:val="Hyperlink"/>
@@ -707,16 +707,114 @@
         <w:br/>
         <w:t>1. The motivation of the paper is not sufficiently clear. Although many related works are cited in the Introduction, the presentation lacks a clear logical flow, and the relationships among the cited works are not well established. The Introduction should be reorganized to clearly highlight the problem being addressed, the limitations of existing approaches, and the necessity of the proposed solution.</w:t>
       </w:r>
-      <w:r>
-        <w:rPr>
-          <w:rFonts w:ascii="Arial" w:hAnsi="Arial" w:cs="Arial"/>
-          <w:sz w:val="20"/>
-          <w:szCs w:val="20"/>
-          <w:lang w:val="en-US"/>
-        </w:rPr>
-        <w:br/>
+    </w:p>
+    <w:p>
+      <w:pPr>
+        <w:pStyle w:val="NoSpacing"/>
+        <w:rPr>
+          <w:rFonts w:ascii="Arial" w:hAnsi="Arial" w:cs="Arial"/>
+          <w:sz w:val="20"/>
+          <w:szCs w:val="20"/>
+          <w:lang w:val="en-US"/>
+        </w:rPr>
+      </w:pPr>
+    </w:p>
+    <w:p>
+      <w:pPr>
+        <w:pStyle w:val="NoSpacing"/>
+        <w:rPr>
+          <w:rFonts w:ascii="Arial" w:hAnsi="Arial" w:cs="Arial"/>
+          <w:color w:val="00B050"/>
+          <w:sz w:val="20"/>
+          <w:szCs w:val="20"/>
+          <w:lang w:val="en-US"/>
+        </w:rPr>
+      </w:pPr>
+      <w:r>
+        <w:rPr>
+          <w:rFonts w:ascii="Arial" w:hAnsi="Arial" w:cs="Arial"/>
+          <w:color w:val="00B050"/>
+          <w:sz w:val="20"/>
+          <w:szCs w:val="20"/>
+          <w:lang w:val="en-US"/>
+        </w:rPr>
+        <w:t>Mejorar la redacción.</w:t>
+      </w:r>
+    </w:p>
+    <w:p>
+      <w:pPr>
+        <w:pStyle w:val="NoSpacing"/>
+        <w:rPr>
+          <w:rFonts w:ascii="Arial" w:hAnsi="Arial" w:cs="Arial"/>
+          <w:sz w:val="20"/>
+          <w:szCs w:val="20"/>
+          <w:lang w:val="en-US"/>
+        </w:rPr>
+      </w:pPr>
+    </w:p>
+    <w:p>
+      <w:pPr>
+        <w:pStyle w:val="NoSpacing"/>
+        <w:rPr>
+          <w:rFonts w:ascii="Arial" w:hAnsi="Arial" w:cs="Arial"/>
+          <w:sz w:val="20"/>
+          <w:szCs w:val="20"/>
+          <w:lang w:val="en-US"/>
+        </w:rPr>
+      </w:pPr>
+      <w:r>
+        <w:rPr>
+          <w:rFonts w:ascii="Arial" w:hAnsi="Arial" w:cs="Arial"/>
+          <w:sz w:val="20"/>
+          <w:szCs w:val="20"/>
+          <w:lang w:val="en-US"/>
+        </w:rPr>
         <w:t>2. The core concept and steps of the proposed method are not adequately explained before listing the contributions.</w:t>
       </w:r>
+    </w:p>
+    <w:p>
+      <w:pPr>
+        <w:pStyle w:val="NoSpacing"/>
+        <w:rPr>
+          <w:rFonts w:ascii="Arial" w:hAnsi="Arial" w:cs="Arial"/>
+          <w:sz w:val="20"/>
+          <w:szCs w:val="20"/>
+          <w:lang w:val="en-US"/>
+        </w:rPr>
+      </w:pPr>
+    </w:p>
+    <w:p>
+      <w:pPr>
+        <w:pStyle w:val="NoSpacing"/>
+        <w:rPr>
+          <w:rFonts w:ascii="Arial" w:hAnsi="Arial" w:cs="Arial"/>
+          <w:color w:val="00B050"/>
+          <w:sz w:val="20"/>
+          <w:szCs w:val="20"/>
+          <w:lang w:val="en-US"/>
+        </w:rPr>
+      </w:pPr>
+      <w:r>
+        <w:rPr>
+          <w:rFonts w:ascii="Arial" w:hAnsi="Arial" w:cs="Arial"/>
+          <w:color w:val="00B050"/>
+          <w:sz w:val="20"/>
+          <w:szCs w:val="20"/>
+          <w:lang w:val="en-US"/>
+        </w:rPr>
+        <w:t>Mejorar la redacción.</w:t>
+      </w:r>
+    </w:p>
+    <w:p>
+      <w:pPr>
+        <w:pStyle w:val="NoSpacing"/>
+        <w:rPr>
+          <w:rFonts w:ascii="Arial" w:hAnsi="Arial" w:cs="Arial"/>
+          <w:sz w:val="20"/>
+          <w:szCs w:val="20"/>
+          <w:lang w:val="en-US"/>
+        </w:rPr>
+      </w:pPr>
       <w:r>
         <w:rPr>
           <w:rFonts w:ascii="Arial" w:hAnsi="Arial" w:cs="Arial"/>
@@ -735,6 +833,58 @@
           <w:lang w:val="en-US"/>
         </w:rPr>
         <w:br/>
+      </w:r>
+    </w:p>
+    <w:p>
+      <w:pPr>
+        <w:pStyle w:val="NoSpacing"/>
+        <w:rPr>
+          <w:rFonts w:ascii="Arial" w:hAnsi="Arial" w:cs="Arial"/>
+          <w:color w:val="EE0000"/>
+          <w:sz w:val="20"/>
+          <w:szCs w:val="20"/>
+          <w:lang w:val="en-US"/>
+        </w:rPr>
+      </w:pPr>
+      <w:r>
+        <w:rPr>
+          <w:rFonts w:ascii="Arial" w:hAnsi="Arial" w:cs="Arial"/>
+          <w:color w:val="EE0000"/>
+          <w:sz w:val="20"/>
+          <w:szCs w:val="20"/>
+          <w:lang w:val="en-US"/>
+        </w:rPr>
+        <w:t>Importante discutir</w:t>
+      </w:r>
+    </w:p>
+    <w:p>
+      <w:pPr>
+        <w:pStyle w:val="NoSpacing"/>
+        <w:rPr>
+          <w:rFonts w:ascii="Arial" w:hAnsi="Arial" w:cs="Arial"/>
+          <w:sz w:val="20"/>
+          <w:szCs w:val="20"/>
+          <w:lang w:val="en-US"/>
+        </w:rPr>
+      </w:pPr>
+    </w:p>
+    <w:p>
+      <w:pPr>
+        <w:pStyle w:val="NoSpacing"/>
+        <w:rPr>
+          <w:rFonts w:ascii="Arial" w:hAnsi="Arial" w:cs="Arial"/>
+          <w:sz w:val="20"/>
+          <w:szCs w:val="20"/>
+          <w:lang w:val="en-US"/>
+        </w:rPr>
+      </w:pPr>
+      <w:r>
+        <w:rPr>
+          <w:rFonts w:ascii="Arial" w:hAnsi="Arial" w:cs="Arial"/>
+          <w:sz w:val="20"/>
+          <w:szCs w:val="20"/>
+          <w:lang w:val="en-US"/>
+        </w:rPr>
         <w:t>4. Several symbols and derivations lack clarity:</w:t>
       </w:r>
       <w:r>
@@ -802,15 +952,123 @@
           <w:lang w:val="en-US"/>
         </w:rPr>
         <w:br/>
+      </w:r>
+    </w:p>
+    <w:p>
+      <w:pPr>
+        <w:pStyle w:val="NoSpacing"/>
+        <w:rPr>
+          <w:rFonts w:ascii="Arial" w:hAnsi="Arial" w:cs="Arial"/>
+          <w:color w:val="00B050"/>
+          <w:sz w:val="20"/>
+          <w:szCs w:val="20"/>
+          <w:lang w:val="en-US"/>
+        </w:rPr>
+      </w:pPr>
+      <w:r>
+        <w:rPr>
+          <w:rFonts w:ascii="Arial" w:hAnsi="Arial" w:cs="Arial"/>
+          <w:color w:val="00B050"/>
+          <w:sz w:val="20"/>
+          <w:szCs w:val="20"/>
+          <w:lang w:val="en-US"/>
+        </w:rPr>
+        <w:t>Corregir</w:t>
+      </w:r>
+    </w:p>
+    <w:p>
+      <w:pPr>
+        <w:pStyle w:val="NoSpacing"/>
+        <w:rPr>
+          <w:rFonts w:ascii="Arial" w:hAnsi="Arial" w:cs="Arial"/>
+          <w:sz w:val="20"/>
+          <w:szCs w:val="20"/>
+          <w:lang w:val="en-US"/>
+        </w:rPr>
+      </w:pPr>
+    </w:p>
+    <w:p>
+      <w:pPr>
+        <w:pStyle w:val="NoSpacing"/>
+        <w:rPr>
+          <w:rFonts w:ascii="Arial" w:hAnsi="Arial" w:cs="Arial"/>
+          <w:sz w:val="20"/>
+          <w:szCs w:val="20"/>
+          <w:lang w:val="en-US"/>
+        </w:rPr>
+      </w:pPr>
+      <w:r>
+        <w:rPr>
+          <w:rFonts w:ascii="Arial" w:hAnsi="Arial" w:cs="Arial"/>
+          <w:sz w:val="20"/>
+          <w:szCs w:val="20"/>
+          <w:lang w:val="en-US"/>
+        </w:rPr>
         <w:t>5. There is a major inconsistency between the claims in Table I and the system model. Table I states that the receiver orientation is “arbitrary,” whereas Section II-A explicitly assumes a fixed receiver orientation, i.e., a single PD with normal vector n_r=[0,0,1]^T. Moreover, the derivations in Eq. (22b) and the subsequent linear estimators rely on a known n_r. If the receiver orientation is truly arbitrary (i.e., unknown), the problem becomes a 6-DoF estimation problem, which is not supported by the current formulation or derivations.</w:t>
       </w:r>
-      <w:r>
-        <w:rPr>
-          <w:rFonts w:ascii="Arial" w:hAnsi="Arial" w:cs="Arial"/>
-          <w:sz w:val="20"/>
-          <w:szCs w:val="20"/>
-          <w:lang w:val="en-US"/>
-        </w:rPr>
+    </w:p>
+    <w:p>
+      <w:pPr>
+        <w:pStyle w:val="NoSpacing"/>
+        <w:rPr>
+          <w:rFonts w:ascii="Arial" w:hAnsi="Arial" w:cs="Arial"/>
+          <w:sz w:val="20"/>
+          <w:szCs w:val="20"/>
+          <w:lang w:val="en-US"/>
+        </w:rPr>
+      </w:pPr>
+    </w:p>
+    <w:p>
+      <w:pPr>
+        <w:pStyle w:val="NoSpacing"/>
+        <w:rPr>
+          <w:rFonts w:ascii="Arial" w:hAnsi="Arial" w:cs="Arial"/>
+          <w:color w:val="EE0000"/>
+          <w:sz w:val="20"/>
+          <w:szCs w:val="20"/>
+          <w:lang w:val="en-US"/>
+        </w:rPr>
+      </w:pPr>
+      <w:r>
+        <w:rPr>
+          <w:rFonts w:ascii="Arial" w:hAnsi="Arial" w:cs="Arial"/>
+          <w:color w:val="EE0000"/>
+          <w:sz w:val="20"/>
+          <w:szCs w:val="20"/>
+          <w:lang w:val="en-US"/>
+        </w:rPr>
+        <w:t>Importante discutir</w:t>
+      </w:r>
+    </w:p>
+    <w:p>
+      <w:pPr>
+        <w:pStyle w:val="NoSpacing"/>
+        <w:rPr>
+          <w:rFonts w:ascii="Arial" w:hAnsi="Arial" w:cs="Arial"/>
+          <w:sz w:val="20"/>
+          <w:szCs w:val="20"/>
+          <w:lang w:val="en-US"/>
+        </w:rPr>
+      </w:pPr>
+    </w:p>
+    <w:p>
+      <w:pPr>
+        <w:pStyle w:val="NoSpacing"/>
+        <w:rPr>
+          <w:rFonts w:ascii="Arial" w:hAnsi="Arial" w:cs="Arial"/>
+          <w:sz w:val="20"/>
+          <w:szCs w:val="20"/>
+          <w:lang w:val="en-US"/>
+        </w:rPr>
+      </w:pPr>
+      <w:r>
+        <w:rPr>
+          <w:rFonts w:ascii="Arial" w:hAnsi="Arial" w:cs="Arial"/>
+          <w:sz w:val="20"/>
+          <w:szCs w:val="20"/>
+          <w:lang w:val="en-US"/>
+        </w:rPr>
+        <w:lastRenderedPageBreak/>
         <w:br/>
         <w:t>6. The tilt–azimuth pairs do not explicitly appear in the system model, and their relationship with the CRLB is unclear. Consequently, it is not evident how these angles are optimized using GA.</w:t>
       </w:r>
@@ -824,6 +1082,17 @@
         <w:br/>
         <w:t>7. The orientation set optimization involves 2K unknowns (tilt-azimuth angles), while only K measurements are available. This results in an underdetermined problem, and the solution obtained by GA may not be reliable.</w:t>
       </w:r>
+    </w:p>
+    <w:p>
+      <w:pPr>
+        <w:pStyle w:val="NoSpacing"/>
+        <w:rPr>
+          <w:rFonts w:ascii="Arial" w:hAnsi="Arial" w:cs="Arial"/>
+          <w:sz w:val="20"/>
+          <w:szCs w:val="20"/>
+          <w:lang w:val="en-US"/>
+        </w:rPr>
+      </w:pPr>
       <w:r>
         <w:rPr>
           <w:rFonts w:ascii="Arial" w:hAnsi="Arial" w:cs="Arial"/>
@@ -834,6 +1103,28 @@
         <w:br/>
         <w:t>8. It is unclear whether the position vector r is assumed to be fixed when optimizing the orientation set. If r is unknown, a joint optimization over both r and the tilt–azimuth pairs should be formulated.</w:t>
       </w:r>
+    </w:p>
+    <w:p>
+      <w:pPr>
+        <w:pStyle w:val="NoSpacing"/>
+        <w:rPr>
+          <w:rFonts w:ascii="Arial" w:hAnsi="Arial" w:cs="Arial"/>
+          <w:sz w:val="20"/>
+          <w:szCs w:val="20"/>
+          <w:lang w:val="en-US"/>
+        </w:rPr>
+      </w:pPr>
+    </w:p>
+    <w:p>
+      <w:pPr>
+        <w:pStyle w:val="NoSpacing"/>
+        <w:rPr>
+          <w:rFonts w:ascii="Arial" w:hAnsi="Arial" w:cs="Arial"/>
+          <w:sz w:val="20"/>
+          <w:szCs w:val="20"/>
+          <w:lang w:val="en-US"/>
+        </w:rPr>
+      </w:pPr>
       <w:r>
         <w:rPr>
           <w:rFonts w:ascii="Arial" w:hAnsi="Arial" w:cs="Arial"/>
@@ -854,16 +1145,69 @@
         <w:br/>
         <w:t>10. The system relies on sequential measurements over K beam orientations. Although the computational complexity is low, practical beam steering and sampling inevitably introduce latency. If the user moves during the K measurement intervals, the position r may change between samples, violating the static model assumption in Eq. (12).</w:t>
       </w:r>
-      <w:r>
-        <w:rPr>
-          <w:rFonts w:ascii="Arial" w:hAnsi="Arial" w:cs="Arial"/>
-          <w:sz w:val="20"/>
-          <w:szCs w:val="20"/>
-          <w:lang w:val="en-US"/>
-        </w:rPr>
-        <w:br/>
-        <w:t>11. The simulations only compare the proposed NL, GLS, and WLS estimators, without including existing methods or a common baseline such as maximum likelihood estimator. In addition, performance via SNR should also be provided.</w:t>
-      </w:r>
+    </w:p>
+    <w:p>
+      <w:pPr>
+        <w:pStyle w:val="NoSpacing"/>
+        <w:rPr>
+          <w:rFonts w:ascii="Arial" w:hAnsi="Arial" w:cs="Arial"/>
+          <w:sz w:val="20"/>
+          <w:szCs w:val="20"/>
+          <w:lang w:val="en-US"/>
+        </w:rPr>
+      </w:pPr>
+      <w:r>
+        <w:rPr>
+          <w:rFonts w:ascii="Arial" w:hAnsi="Arial" w:cs="Arial"/>
+          <w:sz w:val="20"/>
+          <w:szCs w:val="20"/>
+          <w:lang w:val="en-US"/>
+        </w:rPr>
+        <w:br/>
+        <w:t xml:space="preserve">11. The simulations only compare the proposed NL, GLS, and WLS estimators, without including existing methods or a common baseline such as maximum likelihood estimator. </w:t>
+      </w:r>
+    </w:p>
+    <w:p>
+      <w:pPr>
+        <w:pStyle w:val="NoSpacing"/>
+        <w:rPr>
+          <w:rFonts w:ascii="Arial" w:hAnsi="Arial" w:cs="Arial"/>
+          <w:sz w:val="20"/>
+          <w:szCs w:val="20"/>
+          <w:lang w:val="en-US"/>
+        </w:rPr>
+      </w:pPr>
+      <w:r>
+        <w:rPr>
+          <w:rFonts w:ascii="Arial" w:hAnsi="Arial" w:cs="Arial"/>
+          <w:sz w:val="20"/>
+          <w:szCs w:val="20"/>
+          <w:lang w:val="en-US"/>
+        </w:rPr>
+        <w:t>In addition, performance via SNR should also be provided.</w:t>
+      </w:r>
+    </w:p>
+    <w:p>
+      <w:pPr>
+        <w:pStyle w:val="NoSpacing"/>
+        <w:rPr>
+          <w:rFonts w:ascii="Arial" w:hAnsi="Arial" w:cs="Arial"/>
+          <w:sz w:val="20"/>
+          <w:szCs w:val="20"/>
+          <w:lang w:val="en-US"/>
+        </w:rPr>
+      </w:pPr>
+    </w:p>
+    <w:p>
+      <w:pPr>
+        <w:pStyle w:val="NoSpacing"/>
+        <w:rPr>
+          <w:rFonts w:ascii="Arial" w:hAnsi="Arial" w:cs="Arial"/>
+          <w:sz w:val="20"/>
+          <w:szCs w:val="20"/>
+          <w:lang w:val="en-US"/>
+        </w:rPr>
+      </w:pPr>
       <w:r>
         <w:rPr>
           <w:rFonts w:ascii="Arial" w:hAnsi="Arial" w:cs="Arial"/>
@@ -882,6 +1226,262 @@
           <w:lang w:val="en-US"/>
         </w:rPr>
         <w:br/>
+        <w:t>13. Section VII-B-3) states that the NL estimator is implemented using Gauss–Newton iterations. Since Gauss–Newton is a typical implementation of MLE under Gaussian noise, it is expected to achieve the CRLB asymptotically. The observed performance gap requires further explanation.</w:t>
+      </w:r>
+      <w:r>
+        <w:rPr>
+          <w:rFonts w:ascii="Arial" w:hAnsi="Arial" w:cs="Arial"/>
+          <w:sz w:val="20"/>
+          <w:szCs w:val="20"/>
+          <w:lang w:val="en-US"/>
+        </w:rPr>
+        <w:br/>
+        <w:t>14. Several issues in language usage should be corrected:</w:t>
+      </w:r>
+      <w:r>
+        <w:rPr>
+          <w:rFonts w:ascii="Arial" w:hAnsi="Arial" w:cs="Arial"/>
+          <w:sz w:val="20"/>
+          <w:szCs w:val="20"/>
+          <w:lang w:val="en-US"/>
+        </w:rPr>
+        <w:br/>
+        <w:t>a) The sentence “They presumes a dense infrastructure...” is grammatically incorrect and should be revised to “They presume a dense infrastructure...”.</w:t>
+      </w:r>
+      <w:r>
+        <w:rPr>
+          <w:rFonts w:ascii="Arial" w:hAnsi="Arial" w:cs="Arial"/>
+          <w:sz w:val="20"/>
+          <w:szCs w:val="20"/>
+          <w:lang w:val="en-US"/>
+        </w:rPr>
+        <w:br/>
+        <w:t>b) The sentence beginning with “Therefore, there is a need for dedicated indoor position systems (IPS), which use...” is grammatically broken and likely requires a conjunction (e.g., “…and are widely studied…”).</w:t>
+      </w:r>
+      <w:r>
+        <w:rPr>
+          <w:rFonts w:ascii="Arial" w:hAnsi="Arial" w:cs="Arial"/>
+          <w:sz w:val="20"/>
+          <w:szCs w:val="20"/>
+          <w:lang w:val="en-US"/>
+        </w:rPr>
+        <w:br/>
+        <w:t>c) The term “transformer” should be capitalized as “Transformer” when referring to the model.</w:t>
+      </w:r>
+      <w:r>
+        <w:rPr>
+          <w:rFonts w:ascii="Arial" w:hAnsi="Arial" w:cs="Arial"/>
+          <w:sz w:val="20"/>
+          <w:szCs w:val="20"/>
+          <w:lang w:val="en-US"/>
+        </w:rPr>
+        <w:br/>
+      </w:r>
+      <w:r>
+        <w:rPr>
+          <w:rFonts w:ascii="Arial" w:hAnsi="Arial" w:cs="Arial"/>
+          <w:sz w:val="20"/>
+          <w:szCs w:val="20"/>
+          <w:lang w:val="en-US"/>
+        </w:rPr>
+        <w:br/>
+        <w:t>Reviewer: 3</w:t>
+      </w:r>
+      <w:r>
+        <w:rPr>
+          <w:rFonts w:ascii="Arial" w:hAnsi="Arial" w:cs="Arial"/>
+          <w:sz w:val="20"/>
+          <w:szCs w:val="20"/>
+          <w:lang w:val="en-US"/>
+        </w:rPr>
+        <w:br/>
+      </w:r>
+      <w:r>
+        <w:rPr>
+          <w:rFonts w:ascii="Arial" w:hAnsi="Arial" w:cs="Arial"/>
+          <w:sz w:val="20"/>
+          <w:szCs w:val="20"/>
+          <w:lang w:val="en-US"/>
+        </w:rPr>
+        <w:br/>
+        <w:t>Comments to the Author</w:t>
+      </w:r>
+      <w:r>
+        <w:rPr>
+          <w:rFonts w:ascii="Arial" w:hAnsi="Arial" w:cs="Arial"/>
+          <w:sz w:val="20"/>
+          <w:szCs w:val="20"/>
+          <w:lang w:val="en-US"/>
+        </w:rPr>
+        <w:br/>
+        <w:t>1. The authors should summarize and highlight the specific features of the beam-steered single-LED positioning problem, as research in optical wireless localization is already extensive and this distinction is central to the work's significance and motivation.</w:t>
+      </w:r>
+      <w:r>
+        <w:rPr>
+          <w:rFonts w:ascii="Arial" w:hAnsi="Arial" w:cs="Arial"/>
+          <w:sz w:val="20"/>
+          <w:szCs w:val="20"/>
+          <w:lang w:val="en-US"/>
+        </w:rPr>
+        <w:br/>
+      </w:r>
+      <w:r>
+        <w:rPr>
+          <w:rFonts w:ascii="Arial" w:hAnsi="Arial" w:cs="Arial"/>
+          <w:sz w:val="20"/>
+          <w:szCs w:val="20"/>
+          <w:lang w:val="en-US"/>
+        </w:rPr>
+        <w:br/>
+      </w:r>
+      <w:r>
+        <w:rPr>
+          <w:rFonts w:ascii="Arial" w:hAnsi="Arial" w:cs="Arial"/>
+          <w:sz w:val="20"/>
+          <w:szCs w:val="20"/>
+          <w:lang w:val="en-US"/>
+        </w:rPr>
+        <w:br/>
+        <w:t>2. If unique characteristics are not sufficiently distinct from existing multi-LED or multi-PD schemes, the authors should strengthen the motivation to clearly justify the transition to a single-source steering architecture.</w:t>
+      </w:r>
+      <w:r>
+        <w:rPr>
+          <w:rFonts w:ascii="Arial" w:hAnsi="Arial" w:cs="Arial"/>
+          <w:sz w:val="20"/>
+          <w:szCs w:val="20"/>
+          <w:lang w:val="en-US"/>
+        </w:rPr>
+        <w:br/>
+      </w:r>
+      <w:r>
+        <w:rPr>
+          <w:rFonts w:ascii="Arial" w:hAnsi="Arial" w:cs="Arial"/>
+          <w:sz w:val="20"/>
+          <w:szCs w:val="20"/>
+          <w:lang w:val="en-US"/>
+        </w:rPr>
+        <w:br/>
+      </w:r>
+      <w:r>
+        <w:rPr>
+          <w:rFonts w:ascii="Arial" w:hAnsi="Arial" w:cs="Arial"/>
+          <w:sz w:val="20"/>
+          <w:szCs w:val="20"/>
+          <w:lang w:val="en-US"/>
+        </w:rPr>
+        <w:br/>
+        <w:t>3. The authors should provide a detailed sensitivity analysis regarding the impact of synchronization errors between the transmitter's steering timing and the receiver's sampling intervals.</w:t>
+      </w:r>
+      <w:r>
+        <w:rPr>
+          <w:rFonts w:ascii="Arial" w:hAnsi="Arial" w:cs="Arial"/>
+          <w:sz w:val="20"/>
+          <w:szCs w:val="20"/>
+          <w:lang w:val="en-US"/>
+        </w:rPr>
+        <w:br/>
+      </w:r>
+      <w:r>
+        <w:rPr>
+          <w:rFonts w:ascii="Arial" w:hAnsi="Arial" w:cs="Arial"/>
+          <w:sz w:val="20"/>
+          <w:szCs w:val="20"/>
+          <w:lang w:val="en-US"/>
+        </w:rPr>
+        <w:br/>
+      </w:r>
+      <w:r>
+        <w:rPr>
+          <w:rFonts w:ascii="Arial" w:hAnsi="Arial" w:cs="Arial"/>
+          <w:sz w:val="20"/>
+          <w:szCs w:val="20"/>
+          <w:lang w:val="en-US"/>
+        </w:rPr>
+        <w:br/>
+        <w:t>4. The authors should supplement the current results with an analysis of positioning performance under different indoor reflection coefficients to evaluate the robustness of the model-based approach against multipath interference.</w:t>
+      </w:r>
+      <w:r>
+        <w:rPr>
+          <w:rFonts w:ascii="Arial" w:hAnsi="Arial" w:cs="Arial"/>
+          <w:sz w:val="20"/>
+          <w:szCs w:val="20"/>
+          <w:lang w:val="en-US"/>
+        </w:rPr>
+        <w:br/>
+      </w:r>
+      <w:r>
+        <w:rPr>
+          <w:rFonts w:ascii="Arial" w:hAnsi="Arial" w:cs="Arial"/>
+          <w:sz w:val="20"/>
+          <w:szCs w:val="20"/>
+          <w:lang w:val="en-US"/>
+        </w:rPr>
+        <w:br/>
+      </w:r>
+      <w:r>
+        <w:rPr>
+          <w:rFonts w:ascii="Arial" w:hAnsi="Arial" w:cs="Arial"/>
+          <w:sz w:val="20"/>
+          <w:szCs w:val="20"/>
+          <w:lang w:val="en-US"/>
+        </w:rPr>
+        <w:br/>
+        <w:t>5. The authors should include an experimental or simulation-based analysis of the system's performance when the receiver is not perfectly horizontal, as tilt is a common factor in practical mobile scenarios.</w:t>
+      </w:r>
+      <w:r>
+        <w:rPr>
+          <w:rFonts w:ascii="Arial" w:hAnsi="Arial" w:cs="Arial"/>
+          <w:sz w:val="20"/>
+          <w:szCs w:val="20"/>
+          <w:lang w:val="en-US"/>
+        </w:rPr>
+        <w:br/>
+      </w:r>
+      <w:r>
+        <w:rPr>
+          <w:rFonts w:ascii="Arial" w:hAnsi="Arial" w:cs="Arial"/>
+          <w:sz w:val="20"/>
+          <w:szCs w:val="20"/>
+          <w:lang w:val="en-US"/>
+        </w:rPr>
+        <w:br/>
+      </w:r>
+      <w:r>
+        <w:rPr>
+          <w:rFonts w:ascii="Arial" w:hAnsi="Arial" w:cs="Arial"/>
+          <w:sz w:val="20"/>
+          <w:szCs w:val="20"/>
+          <w:lang w:val="en-US"/>
+        </w:rPr>
+        <w:br/>
+        <w:t>6. The authors should analyze the impact of different ambient light power levels on the direction estimation stage to quantify the operational limits of the NIR-based positioning link.</w:t>
+      </w:r>
+      <w:r>
+        <w:rPr>
+          <w:rFonts w:ascii="Arial" w:hAnsi="Arial" w:cs="Arial"/>
+          <w:sz w:val="20"/>
+          <w:szCs w:val="20"/>
+          <w:lang w:val="en-US"/>
+        </w:rPr>
+        <w:br/>
+      </w:r>
+      <w:r>
+        <w:rPr>
+          <w:rFonts w:ascii="Arial" w:hAnsi="Arial" w:cs="Arial"/>
+          <w:sz w:val="20"/>
+          <w:szCs w:val="20"/>
+          <w:lang w:val="en-US"/>
+        </w:rPr>
+        <w:br/>
+      </w:r>
+      <w:r>
+        <w:rPr>
+          <w:rFonts w:ascii="Arial" w:hAnsi="Arial" w:cs="Arial"/>
+          <w:sz w:val="20"/>
+          <w:szCs w:val="20"/>
+          <w:lang w:val="en-US"/>
+        </w:rPr>
+        <w:br/>
       </w:r>
       <w:r>
         <w:rPr>
@@ -891,262 +1491,6 @@
           <w:lang w:val="en-US"/>
         </w:rPr>
         <w:lastRenderedPageBreak/>
-        <w:t>13. Section VII-B-3) states that the NL estimator is implemented using Gauss–Newton iterations. Since Gauss–Newton is a typical implementation of MLE under Gaussian noise, it is expected to achieve the CRLB asymptotically. The observed performance gap requires further explanation.</w:t>
-      </w:r>
-      <w:r>
-        <w:rPr>
-          <w:rFonts w:ascii="Arial" w:hAnsi="Arial" w:cs="Arial"/>
-          <w:sz w:val="20"/>
-          <w:szCs w:val="20"/>
-          <w:lang w:val="en-US"/>
-        </w:rPr>
-        <w:br/>
-        <w:t>14. Several issues in language usage should be corrected:</w:t>
-      </w:r>
-      <w:r>
-        <w:rPr>
-          <w:rFonts w:ascii="Arial" w:hAnsi="Arial" w:cs="Arial"/>
-          <w:sz w:val="20"/>
-          <w:szCs w:val="20"/>
-          <w:lang w:val="en-US"/>
-        </w:rPr>
-        <w:br/>
-        <w:t>a) The sentence “They presumes a dense infrastructure...” is grammatically incorrect and should be revised to “They presume a dense infrastructure...”.</w:t>
-      </w:r>
-      <w:r>
-        <w:rPr>
-          <w:rFonts w:ascii="Arial" w:hAnsi="Arial" w:cs="Arial"/>
-          <w:sz w:val="20"/>
-          <w:szCs w:val="20"/>
-          <w:lang w:val="en-US"/>
-        </w:rPr>
-        <w:br/>
-        <w:t>b) The sentence beginning with “Therefore, there is a need for dedicated indoor position systems (IPS), which use...” is grammatically broken and likely requires a conjunction (e.g., “…and are widely studied…”).</w:t>
-      </w:r>
-      <w:r>
-        <w:rPr>
-          <w:rFonts w:ascii="Arial" w:hAnsi="Arial" w:cs="Arial"/>
-          <w:sz w:val="20"/>
-          <w:szCs w:val="20"/>
-          <w:lang w:val="en-US"/>
-        </w:rPr>
-        <w:br/>
-        <w:t>c) The term “transformer” should be capitalized as “Transformer” when referring to the model.</w:t>
-      </w:r>
-      <w:r>
-        <w:rPr>
-          <w:rFonts w:ascii="Arial" w:hAnsi="Arial" w:cs="Arial"/>
-          <w:sz w:val="20"/>
-          <w:szCs w:val="20"/>
-          <w:lang w:val="en-US"/>
-        </w:rPr>
-        <w:br/>
-      </w:r>
-      <w:r>
-        <w:rPr>
-          <w:rFonts w:ascii="Arial" w:hAnsi="Arial" w:cs="Arial"/>
-          <w:sz w:val="20"/>
-          <w:szCs w:val="20"/>
-          <w:lang w:val="en-US"/>
-        </w:rPr>
-        <w:br/>
-        <w:t>Reviewer: 3</w:t>
-      </w:r>
-      <w:r>
-        <w:rPr>
-          <w:rFonts w:ascii="Arial" w:hAnsi="Arial" w:cs="Arial"/>
-          <w:sz w:val="20"/>
-          <w:szCs w:val="20"/>
-          <w:lang w:val="en-US"/>
-        </w:rPr>
-        <w:br/>
-      </w:r>
-      <w:r>
-        <w:rPr>
-          <w:rFonts w:ascii="Arial" w:hAnsi="Arial" w:cs="Arial"/>
-          <w:sz w:val="20"/>
-          <w:szCs w:val="20"/>
-          <w:lang w:val="en-US"/>
-        </w:rPr>
-        <w:br/>
-        <w:t>Comments to the Author</w:t>
-      </w:r>
-      <w:r>
-        <w:rPr>
-          <w:rFonts w:ascii="Arial" w:hAnsi="Arial" w:cs="Arial"/>
-          <w:sz w:val="20"/>
-          <w:szCs w:val="20"/>
-          <w:lang w:val="en-US"/>
-        </w:rPr>
-        <w:br/>
-        <w:t>1. The authors should summarize and highlight the specific features of the beam-steered single-LED positioning problem, as research in optical wireless localization is already extensive and this distinction is central to the work's significance and motivation.</w:t>
-      </w:r>
-      <w:r>
-        <w:rPr>
-          <w:rFonts w:ascii="Arial" w:hAnsi="Arial" w:cs="Arial"/>
-          <w:sz w:val="20"/>
-          <w:szCs w:val="20"/>
-          <w:lang w:val="en-US"/>
-        </w:rPr>
-        <w:br/>
-      </w:r>
-      <w:r>
-        <w:rPr>
-          <w:rFonts w:ascii="Arial" w:hAnsi="Arial" w:cs="Arial"/>
-          <w:sz w:val="20"/>
-          <w:szCs w:val="20"/>
-          <w:lang w:val="en-US"/>
-        </w:rPr>
-        <w:br/>
-      </w:r>
-      <w:r>
-        <w:rPr>
-          <w:rFonts w:ascii="Arial" w:hAnsi="Arial" w:cs="Arial"/>
-          <w:sz w:val="20"/>
-          <w:szCs w:val="20"/>
-          <w:lang w:val="en-US"/>
-        </w:rPr>
-        <w:br/>
-        <w:t>2. If unique characteristics are not sufficiently distinct from existing multi-LED or multi-PD schemes, the authors should strengthen the motivation to clearly justify the transition to a single-source steering architecture.</w:t>
-      </w:r>
-      <w:r>
-        <w:rPr>
-          <w:rFonts w:ascii="Arial" w:hAnsi="Arial" w:cs="Arial"/>
-          <w:sz w:val="20"/>
-          <w:szCs w:val="20"/>
-          <w:lang w:val="en-US"/>
-        </w:rPr>
-        <w:br/>
-      </w:r>
-      <w:r>
-        <w:rPr>
-          <w:rFonts w:ascii="Arial" w:hAnsi="Arial" w:cs="Arial"/>
-          <w:sz w:val="20"/>
-          <w:szCs w:val="20"/>
-          <w:lang w:val="en-US"/>
-        </w:rPr>
-        <w:br/>
-      </w:r>
-      <w:r>
-        <w:rPr>
-          <w:rFonts w:ascii="Arial" w:hAnsi="Arial" w:cs="Arial"/>
-          <w:sz w:val="20"/>
-          <w:szCs w:val="20"/>
-          <w:lang w:val="en-US"/>
-        </w:rPr>
-        <w:br/>
-        <w:t>3. The authors should provide a detailed sensitivity analysis regarding the impact of synchronization errors between the transmitter's steering timing and the receiver's sampling intervals.</w:t>
-      </w:r>
-      <w:r>
-        <w:rPr>
-          <w:rFonts w:ascii="Arial" w:hAnsi="Arial" w:cs="Arial"/>
-          <w:sz w:val="20"/>
-          <w:szCs w:val="20"/>
-          <w:lang w:val="en-US"/>
-        </w:rPr>
-        <w:br/>
-      </w:r>
-      <w:r>
-        <w:rPr>
-          <w:rFonts w:ascii="Arial" w:hAnsi="Arial" w:cs="Arial"/>
-          <w:sz w:val="20"/>
-          <w:szCs w:val="20"/>
-          <w:lang w:val="en-US"/>
-        </w:rPr>
-        <w:br/>
-      </w:r>
-      <w:r>
-        <w:rPr>
-          <w:rFonts w:ascii="Arial" w:hAnsi="Arial" w:cs="Arial"/>
-          <w:sz w:val="20"/>
-          <w:szCs w:val="20"/>
-          <w:lang w:val="en-US"/>
-        </w:rPr>
-        <w:br/>
-        <w:t>4. The authors should supplement the current results with an analysis of positioning performance under different indoor reflection coefficients to evaluate the robustness of the model-based approach against multipath interference.</w:t>
-      </w:r>
-      <w:r>
-        <w:rPr>
-          <w:rFonts w:ascii="Arial" w:hAnsi="Arial" w:cs="Arial"/>
-          <w:sz w:val="20"/>
-          <w:szCs w:val="20"/>
-          <w:lang w:val="en-US"/>
-        </w:rPr>
-        <w:br/>
-      </w:r>
-      <w:r>
-        <w:rPr>
-          <w:rFonts w:ascii="Arial" w:hAnsi="Arial" w:cs="Arial"/>
-          <w:sz w:val="20"/>
-          <w:szCs w:val="20"/>
-          <w:lang w:val="en-US"/>
-        </w:rPr>
-        <w:br/>
-      </w:r>
-      <w:r>
-        <w:rPr>
-          <w:rFonts w:ascii="Arial" w:hAnsi="Arial" w:cs="Arial"/>
-          <w:sz w:val="20"/>
-          <w:szCs w:val="20"/>
-          <w:lang w:val="en-US"/>
-        </w:rPr>
-        <w:br/>
-        <w:t>5. The authors should include an experimental or simulation-based analysis of the system's performance when the receiver is not perfectly horizontal, as tilt is a common factor in practical mobile scenarios.</w:t>
-      </w:r>
-      <w:r>
-        <w:rPr>
-          <w:rFonts w:ascii="Arial" w:hAnsi="Arial" w:cs="Arial"/>
-          <w:sz w:val="20"/>
-          <w:szCs w:val="20"/>
-          <w:lang w:val="en-US"/>
-        </w:rPr>
-        <w:br/>
-      </w:r>
-      <w:r>
-        <w:rPr>
-          <w:rFonts w:ascii="Arial" w:hAnsi="Arial" w:cs="Arial"/>
-          <w:sz w:val="20"/>
-          <w:szCs w:val="20"/>
-          <w:lang w:val="en-US"/>
-        </w:rPr>
-        <w:br/>
-      </w:r>
-      <w:r>
-        <w:rPr>
-          <w:rFonts w:ascii="Arial" w:hAnsi="Arial" w:cs="Arial"/>
-          <w:sz w:val="20"/>
-          <w:szCs w:val="20"/>
-          <w:lang w:val="en-US"/>
-        </w:rPr>
-        <w:br/>
-        <w:t>6. The authors should analyze the impact of different ambient light power levels on the direction estimation stage to quantify the operational limits of the NIR-based positioning link.</w:t>
-      </w:r>
-      <w:r>
-        <w:rPr>
-          <w:rFonts w:ascii="Arial" w:hAnsi="Arial" w:cs="Arial"/>
-          <w:sz w:val="20"/>
-          <w:szCs w:val="20"/>
-          <w:lang w:val="en-US"/>
-        </w:rPr>
-        <w:br/>
-      </w:r>
-      <w:r>
-        <w:rPr>
-          <w:rFonts w:ascii="Arial" w:hAnsi="Arial" w:cs="Arial"/>
-          <w:sz w:val="20"/>
-          <w:szCs w:val="20"/>
-          <w:lang w:val="en-US"/>
-        </w:rPr>
-        <w:br/>
-      </w:r>
-      <w:r>
-        <w:rPr>
-          <w:rFonts w:ascii="Arial" w:hAnsi="Arial" w:cs="Arial"/>
-          <w:sz w:val="20"/>
-          <w:szCs w:val="20"/>
-          <w:lang w:val="en-US"/>
-        </w:rPr>
-        <w:br/>
         <w:t>7. The authors should provide a more comprehensive comparison of the genetic algorithm's convergence efficiency against other global optimization heuristics to justify its selection for orientation-set design.</w:t>
       </w:r>
       <w:r>
@@ -1261,6 +1605,2121 @@
         <w:br/>
         <w:t>11. The authors should ensure that all notation and variable definitions in Section II-A are strictly consistent with the mathematical expressions used in the Appendices.</w:t>
       </w:r>
+    </w:p>
+    <w:p>
+      <w:pPr>
+        <w:pStyle w:val="NoSpacing"/>
+        <w:rPr>
+          <w:rFonts w:ascii="Arial" w:hAnsi="Arial" w:cs="Arial"/>
+          <w:sz w:val="20"/>
+          <w:szCs w:val="20"/>
+          <w:lang w:val="en-US"/>
+        </w:rPr>
+      </w:pPr>
+    </w:p>
+    <w:p>
+      <w:pPr>
+        <w:pStyle w:val="NoSpacing"/>
+        <w:rPr>
+          <w:rFonts w:ascii="Arial" w:hAnsi="Arial" w:cs="Arial"/>
+          <w:sz w:val="20"/>
+          <w:szCs w:val="20"/>
+          <w:lang w:val="en-US"/>
+        </w:rPr>
+      </w:pPr>
+    </w:p>
+    <w:p>
+      <w:pPr>
+        <w:pStyle w:val="NoSpacing"/>
+        <w:rPr>
+          <w:rFonts w:ascii="Arial" w:hAnsi="Arial" w:cs="Arial"/>
+          <w:sz w:val="20"/>
+          <w:szCs w:val="20"/>
+          <w:lang w:val="en-US"/>
+        </w:rPr>
+      </w:pPr>
+    </w:p>
+    <w:p>
+      <w:pPr>
+        <w:pStyle w:val="NoSpacing"/>
+        <w:rPr>
+          <w:rFonts w:ascii="Arial" w:hAnsi="Arial" w:cs="Arial"/>
+          <w:sz w:val="20"/>
+          <w:szCs w:val="20"/>
+          <w:lang w:val="en-US"/>
+        </w:rPr>
+      </w:pPr>
+    </w:p>
+    <w:p>
+      <w:pPr>
+        <w:pStyle w:val="NoSpacing"/>
+        <w:rPr>
+          <w:rFonts w:ascii="Arial" w:hAnsi="Arial" w:cs="Arial"/>
+          <w:sz w:val="20"/>
+          <w:szCs w:val="20"/>
+          <w:lang w:val="en-US"/>
+        </w:rPr>
+      </w:pPr>
+    </w:p>
+    <w:p>
+      <w:pPr>
+        <w:pStyle w:val="NoSpacing"/>
+        <w:rPr>
+          <w:rFonts w:ascii="Arial" w:hAnsi="Arial" w:cs="Arial"/>
+          <w:sz w:val="20"/>
+          <w:szCs w:val="20"/>
+          <w:lang w:val="en-US"/>
+        </w:rPr>
+      </w:pPr>
+    </w:p>
+    <w:p>
+      <w:pPr>
+        <w:pStyle w:val="NoSpacing"/>
+        <w:rPr>
+          <w:rFonts w:ascii="Arial" w:hAnsi="Arial" w:cs="Arial"/>
+          <w:sz w:val="20"/>
+          <w:szCs w:val="20"/>
+          <w:lang w:val="en-US"/>
+        </w:rPr>
+      </w:pPr>
+    </w:p>
+    <w:p>
+      <w:pPr>
+        <w:pStyle w:val="NoSpacing"/>
+        <w:rPr>
+          <w:rFonts w:ascii="Arial" w:hAnsi="Arial" w:cs="Arial"/>
+          <w:b/>
+          <w:bCs/>
+          <w:sz w:val="20"/>
+          <w:szCs w:val="20"/>
+          <w:lang w:val="es-PE"/>
+        </w:rPr>
+      </w:pPr>
+      <w:r>
+        <w:rPr>
+          <w:rFonts w:ascii="Arial" w:hAnsi="Arial" w:cs="Arial"/>
+          <w:b/>
+          <w:bCs/>
+          <w:sz w:val="20"/>
+          <w:szCs w:val="20"/>
+          <w:lang w:val="es-PE"/>
+        </w:rPr>
+        <w:t>PHASE 1: The Fatal Contradiction (Mandatory Correction)</w:t>
+      </w:r>
+    </w:p>
+    <w:p>
+      <w:pPr>
+        <w:pStyle w:val="NoSpacing"/>
+        <w:rPr>
+          <w:rFonts w:ascii="Arial" w:hAnsi="Arial" w:cs="Arial"/>
+          <w:sz w:val="20"/>
+          <w:szCs w:val="20"/>
+          <w:lang w:val="es-PE"/>
+        </w:rPr>
+      </w:pPr>
+      <w:r>
+        <w:rPr>
+          <w:rFonts w:ascii="Arial" w:hAnsi="Arial" w:cs="Arial"/>
+          <w:b/>
+          <w:bCs/>
+          <w:sz w:val="20"/>
+          <w:szCs w:val="20"/>
+          <w:lang w:val="es-PE"/>
+        </w:rPr>
+        <w:t>The Problem:</w:t>
+      </w:r>
+      <w:r>
+        <w:rPr>
+          <w:rFonts w:ascii="Arial" w:hAnsi="Arial" w:cs="Arial"/>
+          <w:sz w:val="20"/>
+          <w:szCs w:val="20"/>
+          <w:lang w:val="es-PE"/>
+        </w:rPr>
+        <w:t xml:space="preserve"> The Editor (Point 1) and Reviewer 2 (Points 3 and 5) have caught a serious inconsistency between what you "sell" and what your math actually does. In the Abstract and Table I, you claim the system works under "arbitrary receiver orientation" and "without rotation." However, your Section II assumes a perfectly horizontal receiver ($n_r=[0,0,1]^T$) and, for step 2 (Distance Recovery), you require the receiver to align symmetrically ($n_r = -\hat{n}_d$).</w:t>
+      </w:r>
+    </w:p>
+    <w:p>
+      <w:pPr>
+        <w:pStyle w:val="NoSpacing"/>
+        <w:numPr>
+          <w:ilvl w:val="0"/>
+          <w:numId w:val="7"/>
+        </w:numPr>
+        <w:rPr>
+          <w:rFonts w:ascii="Arial" w:hAnsi="Arial" w:cs="Arial"/>
+          <w:sz w:val="20"/>
+          <w:szCs w:val="20"/>
+          <w:lang w:val="es-PE"/>
+        </w:rPr>
+      </w:pPr>
+      <w:r>
+        <w:rPr>
+          <w:rFonts w:ascii="Arial" w:hAnsi="Arial" w:cs="Arial"/>
+          <w:b/>
+          <w:bCs/>
+          <w:sz w:val="20"/>
+          <w:szCs w:val="20"/>
+          <w:lang w:val="es-PE"/>
+        </w:rPr>
+        <w:t>Strategy:</w:t>
+      </w:r>
+      <w:r>
+        <w:rPr>
+          <w:rFonts w:ascii="Arial" w:hAnsi="Arial" w:cs="Arial"/>
+          <w:sz w:val="20"/>
+          <w:szCs w:val="20"/>
+          <w:lang w:val="es-PE"/>
+        </w:rPr>
+        <w:t xml:space="preserve"> </w:t>
+      </w:r>
+      <w:r>
+        <w:rPr>
+          <w:rFonts w:ascii="Arial" w:hAnsi="Arial" w:cs="Arial"/>
+          <w:b/>
+          <w:bCs/>
+          <w:sz w:val="20"/>
+          <w:szCs w:val="20"/>
+          <w:lang w:val="es-PE"/>
+        </w:rPr>
+        <w:t>Do not try to defend this.</w:t>
+      </w:r>
+      <w:r>
+        <w:rPr>
+          <w:rFonts w:ascii="Arial" w:hAnsi="Arial" w:cs="Arial"/>
+          <w:sz w:val="20"/>
+          <w:szCs w:val="20"/>
+          <w:lang w:val="es-PE"/>
+        </w:rPr>
+        <w:t xml:space="preserve"> The reviewers are mathematically and physically correct. If the receiver were truly arbitrary and unknown, you would have a 6-Degrees-of-Freedom (6-DoF) estimation problem, and your current mathematical formulation does not support that.</w:t>
+      </w:r>
+    </w:p>
+    <w:p>
+      <w:pPr>
+        <w:pStyle w:val="NoSpacing"/>
+        <w:numPr>
+          <w:ilvl w:val="0"/>
+          <w:numId w:val="7"/>
+        </w:numPr>
+        <w:rPr>
+          <w:rFonts w:ascii="Arial" w:hAnsi="Arial" w:cs="Arial"/>
+          <w:sz w:val="20"/>
+          <w:szCs w:val="20"/>
+          <w:lang w:val="es-PE"/>
+        </w:rPr>
+      </w:pPr>
+      <w:r>
+        <w:rPr>
+          <w:rFonts w:ascii="Arial" w:hAnsi="Arial" w:cs="Arial"/>
+          <w:b/>
+          <w:bCs/>
+          <w:sz w:val="20"/>
+          <w:szCs w:val="20"/>
+          <w:lang w:val="es-PE"/>
+        </w:rPr>
+        <w:t>Action in the Paper:</w:t>
+      </w:r>
+      <w:r>
+        <w:rPr>
+          <w:rFonts w:ascii="Arial" w:hAnsi="Arial" w:cs="Arial"/>
+          <w:sz w:val="20"/>
+          <w:szCs w:val="20"/>
+          <w:lang w:val="es-PE"/>
+        </w:rPr>
+        <w:t xml:space="preserve"> You must "tone down" your claims.</w:t>
+      </w:r>
+    </w:p>
+    <w:p>
+      <w:pPr>
+        <w:pStyle w:val="NoSpacing"/>
+        <w:numPr>
+          <w:ilvl w:val="1"/>
+          <w:numId w:val="7"/>
+        </w:numPr>
+        <w:rPr>
+          <w:rFonts w:ascii="Arial" w:hAnsi="Arial" w:cs="Arial"/>
+          <w:sz w:val="20"/>
+          <w:szCs w:val="20"/>
+          <w:lang w:val="es-PE"/>
+        </w:rPr>
+      </w:pPr>
+      <w:r>
+        <w:rPr>
+          <w:rFonts w:ascii="Arial" w:hAnsi="Arial" w:cs="Arial"/>
+          <w:sz w:val="20"/>
+          <w:szCs w:val="20"/>
+          <w:lang w:val="es-PE"/>
+        </w:rPr>
+        <w:t>Change the Abstract and Introduction to reflect the reality of your model: The system requires the receiver to have a known vertical orientation in stage 1, and a specific rotation/alignment in stage 2.</w:t>
+      </w:r>
+    </w:p>
+    <w:p>
+      <w:pPr>
+        <w:pStyle w:val="NoSpacing"/>
+        <w:numPr>
+          <w:ilvl w:val="1"/>
+          <w:numId w:val="7"/>
+        </w:numPr>
+        <w:rPr>
+          <w:rFonts w:ascii="Arial" w:hAnsi="Arial" w:cs="Arial"/>
+          <w:sz w:val="20"/>
+          <w:szCs w:val="20"/>
+          <w:lang w:val="es-PE"/>
+        </w:rPr>
+      </w:pPr>
+      <w:r>
+        <w:rPr>
+          <w:rFonts w:ascii="Arial" w:hAnsi="Arial" w:cs="Arial"/>
+          <w:sz w:val="20"/>
+          <w:szCs w:val="20"/>
+          <w:lang w:val="es-PE"/>
+        </w:rPr>
+        <w:t>Modify Table I so it accurately reflects your method's limitations. Scientific honesty here will earn you a lot of goodwill.</w:t>
+      </w:r>
+    </w:p>
+    <w:p>
+      <w:pPr>
+        <w:pStyle w:val="NoSpacing"/>
+        <w:rPr>
+          <w:rFonts w:ascii="Arial" w:hAnsi="Arial" w:cs="Arial"/>
+          <w:sz w:val="20"/>
+          <w:szCs w:val="20"/>
+          <w:lang w:val="es-PE"/>
+        </w:rPr>
+      </w:pPr>
+      <w:r>
+        <w:rPr>
+          <w:rFonts w:ascii="Arial" w:hAnsi="Arial" w:cs="Arial"/>
+          <w:sz w:val="20"/>
+          <w:szCs w:val="20"/>
+          <w:lang w:val="es-PE"/>
+        </w:rPr>
+        <w:pict w14:anchorId="45E628AE">
+          <v:rect id="_x0000_i1043" style="width:0;height:1.5pt" o:hralign="center" o:hrstd="t" o:hr="t" fillcolor="#a0a0a0" stroked="f"/>
+        </w:pict>
+      </w:r>
+    </w:p>
+    <w:p>
+      <w:pPr>
+        <w:pStyle w:val="NoSpacing"/>
+        <w:rPr>
+          <w:rFonts w:ascii="Arial" w:hAnsi="Arial" w:cs="Arial"/>
+          <w:b/>
+          <w:bCs/>
+          <w:sz w:val="20"/>
+          <w:szCs w:val="20"/>
+          <w:lang w:val="es-PE"/>
+        </w:rPr>
+      </w:pPr>
+      <w:r>
+        <w:rPr>
+          <w:rFonts w:ascii="Arial" w:hAnsi="Arial" w:cs="Arial"/>
+          <w:b/>
+          <w:bCs/>
+          <w:sz w:val="20"/>
+          <w:szCs w:val="20"/>
+          <w:lang w:val="es-PE"/>
+        </w:rPr>
+        <w:t>PHASE 2: Heavy Lifting (New Simulations Required)</w:t>
+      </w:r>
+    </w:p>
+    <w:p>
+      <w:pPr>
+        <w:pStyle w:val="NoSpacing"/>
+        <w:rPr>
+          <w:rFonts w:ascii="Arial" w:hAnsi="Arial" w:cs="Arial"/>
+          <w:sz w:val="20"/>
+          <w:szCs w:val="20"/>
+          <w:lang w:val="es-PE"/>
+        </w:rPr>
+      </w:pPr>
+      <w:r>
+        <w:rPr>
+          <w:rFonts w:ascii="Arial" w:hAnsi="Arial" w:cs="Arial"/>
+          <w:sz w:val="20"/>
+          <w:szCs w:val="20"/>
+          <w:lang w:val="es-PE"/>
+        </w:rPr>
+        <w:t>The Editor (Point 3) and Reviewers 2 and 3 demand a much more robust validation. You cannot respond to this with text alone; you have to open MATLAB and generate new plots.</w:t>
+      </w:r>
+    </w:p>
+    <w:p>
+      <w:pPr>
+        <w:pStyle w:val="NoSpacing"/>
+        <w:numPr>
+          <w:ilvl w:val="0"/>
+          <w:numId w:val="8"/>
+        </w:numPr>
+        <w:rPr>
+          <w:rFonts w:ascii="Arial" w:hAnsi="Arial" w:cs="Arial"/>
+          <w:sz w:val="20"/>
+          <w:szCs w:val="20"/>
+          <w:lang w:val="es-PE"/>
+        </w:rPr>
+      </w:pPr>
+      <w:r>
+        <w:rPr>
+          <w:rFonts w:ascii="Arial" w:hAnsi="Arial" w:cs="Arial"/>
+          <w:b/>
+          <w:bCs/>
+          <w:sz w:val="20"/>
+          <w:szCs w:val="20"/>
+          <w:lang w:val="es-PE"/>
+        </w:rPr>
+        <w:t>1. Baselines and Comparisons (Rev 2.11):</w:t>
+      </w:r>
+      <w:r>
+        <w:rPr>
+          <w:rFonts w:ascii="Arial" w:hAnsi="Arial" w:cs="Arial"/>
+          <w:sz w:val="20"/>
+          <w:szCs w:val="20"/>
+          <w:lang w:val="es-PE"/>
+        </w:rPr>
+        <w:t xml:space="preserve"> They are asking you to compare your work against a Maximum Likelihood Estimator (MLE). You must implement it and add it to your performance plots (Fig. 8/9).</w:t>
+      </w:r>
+    </w:p>
+    <w:p>
+      <w:pPr>
+        <w:pStyle w:val="NoSpacing"/>
+        <w:numPr>
+          <w:ilvl w:val="0"/>
+          <w:numId w:val="8"/>
+        </w:numPr>
+        <w:rPr>
+          <w:rFonts w:ascii="Arial" w:hAnsi="Arial" w:cs="Arial"/>
+          <w:sz w:val="20"/>
+          <w:szCs w:val="20"/>
+          <w:lang w:val="es-PE"/>
+        </w:rPr>
+      </w:pPr>
+      <w:r>
+        <w:rPr>
+          <w:rFonts w:ascii="Arial" w:hAnsi="Arial" w:cs="Arial"/>
+          <w:b/>
+          <w:bCs/>
+          <w:sz w:val="20"/>
+          <w:szCs w:val="20"/>
+          <w:lang w:val="es-PE"/>
+        </w:rPr>
+        <w:t>2. Robustness Analysis (Rev 3.4, 3.5, 3.6):</w:t>
+      </w:r>
+      <w:r>
+        <w:rPr>
+          <w:rFonts w:ascii="Arial" w:hAnsi="Arial" w:cs="Arial"/>
+          <w:sz w:val="20"/>
+          <w:szCs w:val="20"/>
+          <w:lang w:val="es-PE"/>
+        </w:rPr>
+        <w:t xml:space="preserve"> Reviewer 3 has essentially given you the roadmap for a new section in your paper. You must add a "Robustness Analysis" subsection with simulations evaluating:</w:t>
+      </w:r>
+    </w:p>
+    <w:p>
+      <w:pPr>
+        <w:pStyle w:val="NoSpacing"/>
+        <w:numPr>
+          <w:ilvl w:val="1"/>
+          <w:numId w:val="8"/>
+        </w:numPr>
+        <w:rPr>
+          <w:rFonts w:ascii="Arial" w:hAnsi="Arial" w:cs="Arial"/>
+          <w:sz w:val="20"/>
+          <w:szCs w:val="20"/>
+          <w:lang w:val="es-PE"/>
+        </w:rPr>
+      </w:pPr>
+      <w:r>
+        <w:rPr>
+          <w:rFonts w:ascii="Arial" w:hAnsi="Arial" w:cs="Arial"/>
+          <w:b/>
+          <w:bCs/>
+          <w:sz w:val="20"/>
+          <w:szCs w:val="20"/>
+          <w:lang w:val="es-PE"/>
+        </w:rPr>
+        <w:t>Tilt:</w:t>
+      </w:r>
+      <w:r>
+        <w:rPr>
+          <w:rFonts w:ascii="Arial" w:hAnsi="Arial" w:cs="Arial"/>
+          <w:sz w:val="20"/>
+          <w:szCs w:val="20"/>
+          <w:lang w:val="es-PE"/>
+        </w:rPr>
+        <w:t xml:space="preserve"> What happens if the receiver is not perfectly horizontal ($n_r \neq [0,0,1]^T$)? Add a random tilt error of a few degrees and plot how the RMSE degrades.</w:t>
+      </w:r>
+    </w:p>
+    <w:p>
+      <w:pPr>
+        <w:pStyle w:val="NoSpacing"/>
+        <w:numPr>
+          <w:ilvl w:val="1"/>
+          <w:numId w:val="8"/>
+        </w:numPr>
+        <w:rPr>
+          <w:rFonts w:ascii="Arial" w:hAnsi="Arial" w:cs="Arial"/>
+          <w:sz w:val="20"/>
+          <w:szCs w:val="20"/>
+          <w:lang w:val="es-PE"/>
+        </w:rPr>
+      </w:pPr>
+      <w:r>
+        <w:rPr>
+          <w:rFonts w:ascii="Arial" w:hAnsi="Arial" w:cs="Arial"/>
+          <w:b/>
+          <w:bCs/>
+          <w:sz w:val="20"/>
+          <w:szCs w:val="20"/>
+          <w:lang w:val="es-PE"/>
+        </w:rPr>
+        <w:t>Reflection Coefficients (Multipath):</w:t>
+      </w:r>
+      <w:r>
+        <w:rPr>
+          <w:rFonts w:ascii="Arial" w:hAnsi="Arial" w:cs="Arial"/>
+          <w:sz w:val="20"/>
+          <w:szCs w:val="20"/>
+          <w:lang w:val="es-PE"/>
+        </w:rPr>
+        <w:t xml:space="preserve"> Simulate the optical channel considering 1st-order wall reflections to prove your Line-of-Sight (LOS) model is robust enough against multipath interference.</w:t>
+      </w:r>
+    </w:p>
+    <w:p>
+      <w:pPr>
+        <w:pStyle w:val="NoSpacing"/>
+        <w:numPr>
+          <w:ilvl w:val="1"/>
+          <w:numId w:val="8"/>
+        </w:numPr>
+        <w:rPr>
+          <w:rFonts w:ascii="Arial" w:hAnsi="Arial" w:cs="Arial"/>
+          <w:sz w:val="20"/>
+          <w:szCs w:val="20"/>
+          <w:lang w:val="es-PE"/>
+        </w:rPr>
+      </w:pPr>
+      <w:r>
+        <w:rPr>
+          <w:rFonts w:ascii="Arial" w:hAnsi="Arial" w:cs="Arial"/>
+          <w:b/>
+          <w:bCs/>
+          <w:sz w:val="20"/>
+          <w:szCs w:val="20"/>
+          <w:lang w:val="es-PE"/>
+        </w:rPr>
+        <w:t>Ambient Light (Shot Noise):</w:t>
+      </w:r>
+      <w:r>
+        <w:rPr>
+          <w:rFonts w:ascii="Arial" w:hAnsi="Arial" w:cs="Arial"/>
+          <w:sz w:val="20"/>
+          <w:szCs w:val="20"/>
+          <w:lang w:val="es-PE"/>
+        </w:rPr>
+        <w:t xml:space="preserve"> Show the impact of different background ambient light power levels.</w:t>
+      </w:r>
+    </w:p>
+    <w:p>
+      <w:pPr>
+        <w:pStyle w:val="NoSpacing"/>
+        <w:rPr>
+          <w:rFonts w:ascii="Arial" w:hAnsi="Arial" w:cs="Arial"/>
+          <w:sz w:val="20"/>
+          <w:szCs w:val="20"/>
+          <w:lang w:val="es-PE"/>
+        </w:rPr>
+      </w:pPr>
+      <w:r>
+        <w:rPr>
+          <w:rFonts w:ascii="Arial" w:hAnsi="Arial" w:cs="Arial"/>
+          <w:sz w:val="20"/>
+          <w:szCs w:val="20"/>
+          <w:lang w:val="es-PE"/>
+        </w:rPr>
+        <w:pict w14:anchorId="29B36C23">
+          <v:rect id="_x0000_i1044" style="width:0;height:1.5pt" o:hralign="center" o:hrstd="t" o:hr="t" fillcolor="#a0a0a0" stroked="f"/>
+        </w:pict>
+      </w:r>
+    </w:p>
+    <w:p>
+      <w:pPr>
+        <w:pStyle w:val="NoSpacing"/>
+        <w:rPr>
+          <w:rFonts w:ascii="Arial" w:hAnsi="Arial" w:cs="Arial"/>
+          <w:b/>
+          <w:bCs/>
+          <w:sz w:val="20"/>
+          <w:szCs w:val="20"/>
+          <w:lang w:val="es-PE"/>
+        </w:rPr>
+      </w:pPr>
+      <w:r>
+        <w:rPr>
+          <w:rFonts w:ascii="Arial" w:hAnsi="Arial" w:cs="Arial"/>
+          <w:b/>
+          <w:bCs/>
+          <w:sz w:val="20"/>
+          <w:szCs w:val="20"/>
+          <w:lang w:val="es-PE"/>
+        </w:rPr>
+        <w:t>PHASE 3: Points to Defend with Arguments and Clarifications</w:t>
+      </w:r>
+    </w:p>
+    <w:p>
+      <w:pPr>
+        <w:pStyle w:val="NoSpacing"/>
+        <w:rPr>
+          <w:rFonts w:ascii="Arial" w:hAnsi="Arial" w:cs="Arial"/>
+          <w:sz w:val="20"/>
+          <w:szCs w:val="20"/>
+          <w:lang w:val="es-PE"/>
+        </w:rPr>
+      </w:pPr>
+      <w:r>
+        <w:rPr>
+          <w:rFonts w:ascii="Arial" w:hAnsi="Arial" w:cs="Arial"/>
+          <w:sz w:val="20"/>
+          <w:szCs w:val="20"/>
+          <w:lang w:val="es-PE"/>
+        </w:rPr>
+        <w:t xml:space="preserve">This is where you can use your response letter to "defend" yourself, but </w:t>
+      </w:r>
+      <w:r>
+        <w:rPr>
+          <w:rFonts w:ascii="Arial" w:hAnsi="Arial" w:cs="Arial"/>
+          <w:b/>
+          <w:bCs/>
+          <w:sz w:val="20"/>
+          <w:szCs w:val="20"/>
+          <w:lang w:val="es-PE"/>
+        </w:rPr>
+        <w:t>always accompany it with an explanatory paragraph in the paper</w:t>
+      </w:r>
+      <w:r>
+        <w:rPr>
+          <w:rFonts w:ascii="Arial" w:hAnsi="Arial" w:cs="Arial"/>
+          <w:sz w:val="20"/>
+          <w:szCs w:val="20"/>
+          <w:lang w:val="es-PE"/>
+        </w:rPr>
+        <w:t>. The reviewers misunderstood a few things because the initial explanation wasn't entirely clear.</w:t>
+      </w:r>
+    </w:p>
+    <w:p>
+      <w:pPr>
+        <w:pStyle w:val="NoSpacing"/>
+        <w:numPr>
+          <w:ilvl w:val="0"/>
+          <w:numId w:val="9"/>
+        </w:numPr>
+        <w:rPr>
+          <w:rFonts w:ascii="Arial" w:hAnsi="Arial" w:cs="Arial"/>
+          <w:sz w:val="20"/>
+          <w:szCs w:val="20"/>
+          <w:lang w:val="es-PE"/>
+        </w:rPr>
+      </w:pPr>
+      <w:r>
+        <w:rPr>
+          <w:rFonts w:ascii="Arial" w:hAnsi="Arial" w:cs="Arial"/>
+          <w:b/>
+          <w:bCs/>
+          <w:sz w:val="20"/>
+          <w:szCs w:val="20"/>
+          <w:lang w:val="es-PE"/>
+        </w:rPr>
+        <w:t>1. The Genetic Algorithm Confusion (Rev 2.6, 2.7, 2.8):</w:t>
+      </w:r>
+    </w:p>
+    <w:p>
+      <w:pPr>
+        <w:pStyle w:val="NoSpacing"/>
+        <w:numPr>
+          <w:ilvl w:val="1"/>
+          <w:numId w:val="9"/>
+        </w:numPr>
+        <w:rPr>
+          <w:rFonts w:ascii="Arial" w:hAnsi="Arial" w:cs="Arial"/>
+          <w:sz w:val="20"/>
+          <w:szCs w:val="20"/>
+          <w:lang w:val="es-PE"/>
+        </w:rPr>
+      </w:pPr>
+      <w:r>
+        <w:rPr>
+          <w:rFonts w:ascii="Arial" w:hAnsi="Arial" w:cs="Arial"/>
+          <w:i/>
+          <w:iCs/>
+          <w:sz w:val="20"/>
+          <w:szCs w:val="20"/>
+          <w:lang w:val="es-PE"/>
+        </w:rPr>
+        <w:t>The misunderstanding:</w:t>
+      </w:r>
+      <w:r>
+        <w:rPr>
+          <w:rFonts w:ascii="Arial" w:hAnsi="Arial" w:cs="Arial"/>
+          <w:sz w:val="20"/>
+          <w:szCs w:val="20"/>
+          <w:lang w:val="es-PE"/>
+        </w:rPr>
+        <w:t xml:space="preserve"> Reviewer 2 thinks you are using the GA to estimate the position vector $r$ in real-time based on $K$ measurements, concluding it is an underdetermined problem.</w:t>
+      </w:r>
+    </w:p>
+    <w:p>
+      <w:pPr>
+        <w:pStyle w:val="NoSpacing"/>
+        <w:numPr>
+          <w:ilvl w:val="1"/>
+          <w:numId w:val="9"/>
+        </w:numPr>
+        <w:rPr>
+          <w:rFonts w:ascii="Arial" w:hAnsi="Arial" w:cs="Arial"/>
+          <w:sz w:val="20"/>
+          <w:szCs w:val="20"/>
+          <w:lang w:val="es-PE"/>
+        </w:rPr>
+      </w:pPr>
+      <w:r>
+        <w:rPr>
+          <w:rFonts w:ascii="Arial" w:hAnsi="Arial" w:cs="Arial"/>
+          <w:i/>
+          <w:iCs/>
+          <w:sz w:val="20"/>
+          <w:szCs w:val="20"/>
+          <w:lang w:val="es-PE"/>
+        </w:rPr>
+        <w:t>Your defense:</w:t>
+      </w:r>
+      <w:r>
+        <w:rPr>
+          <w:rFonts w:ascii="Arial" w:hAnsi="Arial" w:cs="Arial"/>
+          <w:sz w:val="20"/>
+          <w:szCs w:val="20"/>
+          <w:lang w:val="es-PE"/>
+        </w:rPr>
+        <w:t xml:space="preserve"> Politely clarify in the letter that the GA optimization is done </w:t>
+      </w:r>
+      <w:r>
+        <w:rPr>
+          <w:rFonts w:ascii="Arial" w:hAnsi="Arial" w:cs="Arial"/>
+          <w:b/>
+          <w:bCs/>
+          <w:sz w:val="20"/>
+          <w:szCs w:val="20"/>
+          <w:lang w:val="es-PE"/>
+        </w:rPr>
+        <w:t>offline</w:t>
+      </w:r>
+      <w:r>
+        <w:rPr>
+          <w:rFonts w:ascii="Arial" w:hAnsi="Arial" w:cs="Arial"/>
+          <w:sz w:val="20"/>
+          <w:szCs w:val="20"/>
+          <w:lang w:val="es-PE"/>
+        </w:rPr>
+        <w:t xml:space="preserve"> during the system design phase to find the optimal set of transmitter angles, evaluating the average PEB over the </w:t>
+      </w:r>
+      <w:r>
+        <w:rPr>
+          <w:rFonts w:ascii="Arial" w:hAnsi="Arial" w:cs="Arial"/>
+          <w:i/>
+          <w:iCs/>
+          <w:sz w:val="20"/>
+          <w:szCs w:val="20"/>
+          <w:lang w:val="es-PE"/>
+        </w:rPr>
+        <w:t>entire</w:t>
+      </w:r>
+      <w:r>
+        <w:rPr>
+          <w:rFonts w:ascii="Arial" w:hAnsi="Arial" w:cs="Arial"/>
+          <w:sz w:val="20"/>
+          <w:szCs w:val="20"/>
+          <w:lang w:val="es-PE"/>
+        </w:rPr>
+        <w:t xml:space="preserve"> room volume (the testbed). The vector $r$ is not an unknown being solved in real-time here.</w:t>
+      </w:r>
+    </w:p>
+    <w:p>
+      <w:pPr>
+        <w:pStyle w:val="NoSpacing"/>
+        <w:numPr>
+          <w:ilvl w:val="1"/>
+          <w:numId w:val="9"/>
+        </w:numPr>
+        <w:rPr>
+          <w:rFonts w:ascii="Arial" w:hAnsi="Arial" w:cs="Arial"/>
+          <w:sz w:val="20"/>
+          <w:szCs w:val="20"/>
+          <w:lang w:val="es-PE"/>
+        </w:rPr>
+      </w:pPr>
+      <w:r>
+        <w:rPr>
+          <w:rFonts w:ascii="Arial" w:hAnsi="Arial" w:cs="Arial"/>
+          <w:i/>
+          <w:iCs/>
+          <w:sz w:val="20"/>
+          <w:szCs w:val="20"/>
+          <w:lang w:val="es-PE"/>
+        </w:rPr>
+        <w:lastRenderedPageBreak/>
+        <w:t>Change in the paper:</w:t>
+      </w:r>
+      <w:r>
+        <w:rPr>
+          <w:rFonts w:ascii="Arial" w:hAnsi="Arial" w:cs="Arial"/>
+          <w:sz w:val="20"/>
+          <w:szCs w:val="20"/>
+          <w:lang w:val="es-PE"/>
+        </w:rPr>
+        <w:t xml:space="preserve"> Rewrite the first paragraph of Section IV to make it absolutely clear that this is an offline hardware design optimization, not part of the user's online positioning algorithm.</w:t>
+      </w:r>
+    </w:p>
+    <w:p>
+      <w:pPr>
+        <w:pStyle w:val="NoSpacing"/>
+        <w:numPr>
+          <w:ilvl w:val="0"/>
+          <w:numId w:val="9"/>
+        </w:numPr>
+        <w:rPr>
+          <w:rFonts w:ascii="Arial" w:hAnsi="Arial" w:cs="Arial"/>
+          <w:sz w:val="20"/>
+          <w:szCs w:val="20"/>
+          <w:lang w:val="es-PE"/>
+        </w:rPr>
+      </w:pPr>
+      <w:r>
+        <w:rPr>
+          <w:rFonts w:ascii="Arial" w:hAnsi="Arial" w:cs="Arial"/>
+          <w:b/>
+          <w:bCs/>
+          <w:sz w:val="20"/>
+          <w:szCs w:val="20"/>
+          <w:lang w:val="es-PE"/>
+        </w:rPr>
+        <w:t>2. The Need for the FIM Derivation (Rev 2.4b):</w:t>
+      </w:r>
+    </w:p>
+    <w:p>
+      <w:pPr>
+        <w:pStyle w:val="NoSpacing"/>
+        <w:numPr>
+          <w:ilvl w:val="1"/>
+          <w:numId w:val="9"/>
+        </w:numPr>
+        <w:rPr>
+          <w:rFonts w:ascii="Arial" w:hAnsi="Arial" w:cs="Arial"/>
+          <w:sz w:val="20"/>
+          <w:szCs w:val="20"/>
+          <w:lang w:val="es-PE"/>
+        </w:rPr>
+      </w:pPr>
+      <w:r>
+        <w:rPr>
+          <w:rFonts w:ascii="Arial" w:hAnsi="Arial" w:cs="Arial"/>
+          <w:i/>
+          <w:iCs/>
+          <w:sz w:val="20"/>
+          <w:szCs w:val="20"/>
+          <w:lang w:val="es-PE"/>
+        </w:rPr>
+        <w:t>The misunderstanding:</w:t>
+      </w:r>
+      <w:r>
+        <w:rPr>
+          <w:rFonts w:ascii="Arial" w:hAnsi="Arial" w:cs="Arial"/>
+          <w:sz w:val="20"/>
+          <w:szCs w:val="20"/>
+          <w:lang w:val="es-PE"/>
+        </w:rPr>
+        <w:t xml:space="preserve"> Reviewer 2 says Sections III-A and III-B are unnecessary because the Fisher Information Matrix under Gaussian noise is a standard result from Kay's book.</w:t>
+      </w:r>
+    </w:p>
+    <w:p>
+      <w:pPr>
+        <w:pStyle w:val="NoSpacing"/>
+        <w:numPr>
+          <w:ilvl w:val="1"/>
+          <w:numId w:val="9"/>
+        </w:numPr>
+        <w:rPr>
+          <w:rFonts w:ascii="Arial" w:hAnsi="Arial" w:cs="Arial"/>
+          <w:sz w:val="20"/>
+          <w:szCs w:val="20"/>
+          <w:lang w:val="es-PE"/>
+        </w:rPr>
+      </w:pPr>
+      <w:r>
+        <w:rPr>
+          <w:rFonts w:ascii="Arial" w:hAnsi="Arial" w:cs="Arial"/>
+          <w:i/>
+          <w:iCs/>
+          <w:sz w:val="20"/>
+          <w:szCs w:val="20"/>
+          <w:lang w:val="es-PE"/>
+        </w:rPr>
+        <w:t>Your defense:</w:t>
+      </w:r>
+      <w:r>
+        <w:rPr>
+          <w:rFonts w:ascii="Arial" w:hAnsi="Arial" w:cs="Arial"/>
+          <w:sz w:val="20"/>
+          <w:szCs w:val="20"/>
+          <w:lang w:val="es-PE"/>
+        </w:rPr>
+        <w:t xml:space="preserve"> Agree that the general matrix form is standard (cite Kay), but argue that the key contribution of your section is the </w:t>
+      </w:r>
+      <w:r>
+        <w:rPr>
+          <w:rFonts w:ascii="Arial" w:hAnsi="Arial" w:cs="Arial"/>
+          <w:b/>
+          <w:bCs/>
+          <w:sz w:val="20"/>
+          <w:szCs w:val="20"/>
+          <w:lang w:val="es-PE"/>
+        </w:rPr>
+        <w:t>explicit analytical derivation of the gradients</w:t>
+      </w:r>
+      <w:r>
+        <w:rPr>
+          <w:rFonts w:ascii="Arial" w:hAnsi="Arial" w:cs="Arial"/>
+          <w:sz w:val="20"/>
+          <w:szCs w:val="20"/>
+          <w:lang w:val="es-PE"/>
+        </w:rPr>
+        <w:t xml:space="preserve"> (Equations 16 and 17) specific to the beam-steered LED physical model.</w:t>
+      </w:r>
+    </w:p>
+    <w:p>
+      <w:pPr>
+        <w:pStyle w:val="NoSpacing"/>
+        <w:numPr>
+          <w:ilvl w:val="1"/>
+          <w:numId w:val="9"/>
+        </w:numPr>
+        <w:rPr>
+          <w:rFonts w:ascii="Arial" w:hAnsi="Arial" w:cs="Arial"/>
+          <w:sz w:val="20"/>
+          <w:szCs w:val="20"/>
+          <w:lang w:val="es-PE"/>
+        </w:rPr>
+      </w:pPr>
+      <w:r>
+        <w:rPr>
+          <w:rFonts w:ascii="Arial" w:hAnsi="Arial" w:cs="Arial"/>
+          <w:i/>
+          <w:iCs/>
+          <w:sz w:val="20"/>
+          <w:szCs w:val="20"/>
+          <w:lang w:val="es-PE"/>
+        </w:rPr>
+        <w:t>Change in the paper:</w:t>
+      </w:r>
+      <w:r>
+        <w:rPr>
+          <w:rFonts w:ascii="Arial" w:hAnsi="Arial" w:cs="Arial"/>
+          <w:sz w:val="20"/>
+          <w:szCs w:val="20"/>
+          <w:lang w:val="es-PE"/>
+        </w:rPr>
+        <w:t xml:space="preserve"> You can shorten the generic part of the log-likelihood slightly, cite Kay directly, and jump faster to your Equations 16 and 17.</w:t>
+      </w:r>
+    </w:p>
+    <w:p>
+      <w:pPr>
+        <w:pStyle w:val="NoSpacing"/>
+        <w:numPr>
+          <w:ilvl w:val="0"/>
+          <w:numId w:val="9"/>
+        </w:numPr>
+        <w:rPr>
+          <w:rFonts w:ascii="Arial" w:hAnsi="Arial" w:cs="Arial"/>
+          <w:sz w:val="20"/>
+          <w:szCs w:val="20"/>
+          <w:lang w:val="es-PE"/>
+        </w:rPr>
+      </w:pPr>
+      <w:r>
+        <w:rPr>
+          <w:rFonts w:ascii="Arial" w:hAnsi="Arial" w:cs="Arial"/>
+          <w:b/>
+          <w:bCs/>
+          <w:sz w:val="20"/>
+          <w:szCs w:val="20"/>
+          <w:lang w:val="es-PE"/>
+        </w:rPr>
+        <w:t>3. User Movement and Latency (Rev 2.10, Rev 3.3, Rev 3.8):</w:t>
+      </w:r>
+    </w:p>
+    <w:p>
+      <w:pPr>
+        <w:pStyle w:val="NoSpacing"/>
+        <w:numPr>
+          <w:ilvl w:val="1"/>
+          <w:numId w:val="9"/>
+        </w:numPr>
+        <w:rPr>
+          <w:rFonts w:ascii="Arial" w:hAnsi="Arial" w:cs="Arial"/>
+          <w:sz w:val="20"/>
+          <w:szCs w:val="20"/>
+          <w:lang w:val="es-PE"/>
+        </w:rPr>
+      </w:pPr>
+      <w:r>
+        <w:rPr>
+          <w:rFonts w:ascii="Arial" w:hAnsi="Arial" w:cs="Arial"/>
+          <w:i/>
+          <w:iCs/>
+          <w:sz w:val="20"/>
+          <w:szCs w:val="20"/>
+          <w:lang w:val="es-PE"/>
+        </w:rPr>
+        <w:t>Strategy:</w:t>
+      </w:r>
+      <w:r>
+        <w:rPr>
+          <w:rFonts w:ascii="Arial" w:hAnsi="Arial" w:cs="Arial"/>
+          <w:sz w:val="20"/>
+          <w:szCs w:val="20"/>
+          <w:lang w:val="es-PE"/>
+        </w:rPr>
+        <w:t xml:space="preserve"> You don't need to invent a moving-target tracking system. Defend yourself by arguing that the scope of this paper assumes a quasi-static receiver (e.g., an industrial robot that temporarily stops, or a stationary user). Add a "System Limitations and Practical Implementation" section where you mathematically discuss how long the $K$-beam sweep takes (total latency) and the maximum speed a user could move before breaking the static assumption.</w:t>
+      </w:r>
+    </w:p>
+    <w:p>
+      <w:pPr>
+        <w:pStyle w:val="NoSpacing"/>
+        <w:rPr>
+          <w:rFonts w:ascii="Arial" w:hAnsi="Arial" w:cs="Arial"/>
+          <w:sz w:val="20"/>
+          <w:szCs w:val="20"/>
+          <w:lang w:val="es-PE"/>
+        </w:rPr>
+      </w:pPr>
+      <w:r>
+        <w:rPr>
+          <w:rFonts w:ascii="Arial" w:hAnsi="Arial" w:cs="Arial"/>
+          <w:sz w:val="20"/>
+          <w:szCs w:val="20"/>
+          <w:lang w:val="es-PE"/>
+        </w:rPr>
+        <w:pict w14:anchorId="634834C8">
+          <v:rect id="_x0000_i1045" style="width:0;height:1.5pt" o:hralign="center" o:hrstd="t" o:hr="t" fillcolor="#a0a0a0" stroked="f"/>
+        </w:pict>
+      </w:r>
+    </w:p>
+    <w:p>
+      <w:pPr>
+        <w:pStyle w:val="NoSpacing"/>
+        <w:rPr>
+          <w:rFonts w:ascii="Arial" w:hAnsi="Arial" w:cs="Arial"/>
+          <w:b/>
+          <w:bCs/>
+          <w:sz w:val="20"/>
+          <w:szCs w:val="20"/>
+          <w:lang w:val="es-PE"/>
+        </w:rPr>
+      </w:pPr>
+      <w:r>
+        <w:rPr>
+          <w:rFonts w:ascii="Arial" w:hAnsi="Arial" w:cs="Arial"/>
+          <w:b/>
+          <w:bCs/>
+          <w:sz w:val="20"/>
+          <w:szCs w:val="20"/>
+          <w:lang w:val="es-PE"/>
+        </w:rPr>
+        <w:t>PHASE 4: Restructuring and Flow (Medium Effort)</w:t>
+      </w:r>
+    </w:p>
+    <w:p>
+      <w:pPr>
+        <w:pStyle w:val="NoSpacing"/>
+        <w:numPr>
+          <w:ilvl w:val="0"/>
+          <w:numId w:val="10"/>
+        </w:numPr>
+        <w:rPr>
+          <w:rFonts w:ascii="Arial" w:hAnsi="Arial" w:cs="Arial"/>
+          <w:sz w:val="20"/>
+          <w:szCs w:val="20"/>
+          <w:lang w:val="es-PE"/>
+        </w:rPr>
+      </w:pPr>
+      <w:r>
+        <w:rPr>
+          <w:rFonts w:ascii="Arial" w:hAnsi="Arial" w:cs="Arial"/>
+          <w:b/>
+          <w:bCs/>
+          <w:sz w:val="20"/>
+          <w:szCs w:val="20"/>
+          <w:lang w:val="es-PE"/>
+        </w:rPr>
+        <w:t>Motivation (Rev 2.1, 2.2, Rev 3.1, 3.2):</w:t>
+      </w:r>
+      <w:r>
+        <w:rPr>
+          <w:rFonts w:ascii="Arial" w:hAnsi="Arial" w:cs="Arial"/>
+          <w:sz w:val="20"/>
+          <w:szCs w:val="20"/>
+          <w:lang w:val="es-PE"/>
+        </w:rPr>
+        <w:t xml:space="preserve"> The reviewers feel the Introduction is just a list of prior works without a strong narrative thread. You must rewrite it.</w:t>
+      </w:r>
+    </w:p>
+    <w:p>
+      <w:pPr>
+        <w:pStyle w:val="NoSpacing"/>
+        <w:numPr>
+          <w:ilvl w:val="1"/>
+          <w:numId w:val="10"/>
+        </w:numPr>
+        <w:rPr>
+          <w:rFonts w:ascii="Arial" w:hAnsi="Arial" w:cs="Arial"/>
+          <w:sz w:val="20"/>
+          <w:szCs w:val="20"/>
+          <w:lang w:val="es-PE"/>
+        </w:rPr>
+      </w:pPr>
+      <w:r>
+        <w:rPr>
+          <w:rFonts w:ascii="Arial" w:hAnsi="Arial" w:cs="Arial"/>
+          <w:i/>
+          <w:iCs/>
+          <w:sz w:val="20"/>
+          <w:szCs w:val="20"/>
+          <w:lang w:val="es-PE"/>
+        </w:rPr>
+        <w:t>Action:</w:t>
+      </w:r>
+      <w:r>
+        <w:rPr>
+          <w:rFonts w:ascii="Arial" w:hAnsi="Arial" w:cs="Arial"/>
+          <w:sz w:val="20"/>
+          <w:szCs w:val="20"/>
+          <w:lang w:val="es-PE"/>
+        </w:rPr>
+        <w:t xml:space="preserve"> Explicitly highlight </w:t>
+      </w:r>
+      <w:r>
+        <w:rPr>
+          <w:rFonts w:ascii="Arial" w:hAnsi="Arial" w:cs="Arial"/>
+          <w:i/>
+          <w:iCs/>
+          <w:sz w:val="20"/>
+          <w:szCs w:val="20"/>
+          <w:lang w:val="es-PE"/>
+        </w:rPr>
+        <w:t>why</w:t>
+      </w:r>
+      <w:r>
+        <w:rPr>
+          <w:rFonts w:ascii="Arial" w:hAnsi="Arial" w:cs="Arial"/>
+          <w:sz w:val="20"/>
+          <w:szCs w:val="20"/>
+          <w:lang w:val="es-PE"/>
+        </w:rPr>
+        <w:t xml:space="preserve"> 3D positioning with a single LED is so difficult and </w:t>
+      </w:r>
+      <w:r>
+        <w:rPr>
+          <w:rFonts w:ascii="Arial" w:hAnsi="Arial" w:cs="Arial"/>
+          <w:i/>
+          <w:iCs/>
+          <w:sz w:val="20"/>
+          <w:szCs w:val="20"/>
+          <w:lang w:val="es-PE"/>
+        </w:rPr>
+        <w:t>why</w:t>
+      </w:r>
+      <w:r>
+        <w:rPr>
+          <w:rFonts w:ascii="Arial" w:hAnsi="Arial" w:cs="Arial"/>
+          <w:sz w:val="20"/>
+          <w:szCs w:val="20"/>
+          <w:lang w:val="es-PE"/>
+        </w:rPr>
+        <w:t xml:space="preserve"> beam-steering solves the bottlenecks of multi-LED or multi-PD systems. Present the "Core concept" (your two-step method) conceptually before listing your bulleted contributions.</w:t>
+      </w:r>
+    </w:p>
+    <w:p>
+      <w:pPr>
+        <w:pStyle w:val="NoSpacing"/>
+        <w:numPr>
+          <w:ilvl w:val="0"/>
+          <w:numId w:val="10"/>
+        </w:numPr>
+        <w:rPr>
+          <w:rFonts w:ascii="Arial" w:hAnsi="Arial" w:cs="Arial"/>
+          <w:sz w:val="20"/>
+          <w:szCs w:val="20"/>
+          <w:lang w:val="es-PE"/>
+        </w:rPr>
+      </w:pPr>
+      <w:r>
+        <w:rPr>
+          <w:rFonts w:ascii="Arial" w:hAnsi="Arial" w:cs="Arial"/>
+          <w:b/>
+          <w:bCs/>
+          <w:sz w:val="20"/>
+          <w:szCs w:val="20"/>
+          <w:lang w:val="es-PE"/>
+        </w:rPr>
+        <w:t>Mathematical Clarity (Rev 2.4, 3.11):</w:t>
+      </w:r>
+    </w:p>
+    <w:p>
+      <w:pPr>
+        <w:pStyle w:val="NoSpacing"/>
+        <w:numPr>
+          <w:ilvl w:val="1"/>
+          <w:numId w:val="10"/>
+        </w:numPr>
+        <w:rPr>
+          <w:rFonts w:ascii="Arial" w:hAnsi="Arial" w:cs="Arial"/>
+          <w:sz w:val="20"/>
+          <w:szCs w:val="20"/>
+          <w:lang w:val="es-PE"/>
+        </w:rPr>
+      </w:pPr>
+      <w:r>
+        <w:rPr>
+          <w:rFonts w:ascii="Arial" w:hAnsi="Arial" w:cs="Arial"/>
+          <w:sz w:val="20"/>
+          <w:szCs w:val="20"/>
+          <w:lang w:val="es-PE"/>
+        </w:rPr>
+        <w:t>Clearly define the vectors $u_x, u_y, u_z$ (simply state that they are the Cartesian unit vectors).</w:t>
+      </w:r>
+    </w:p>
+    <w:p>
+      <w:pPr>
+        <w:pStyle w:val="NoSpacing"/>
+        <w:numPr>
+          <w:ilvl w:val="1"/>
+          <w:numId w:val="10"/>
+        </w:numPr>
+        <w:rPr>
+          <w:rFonts w:ascii="Arial" w:hAnsi="Arial" w:cs="Arial"/>
+          <w:sz w:val="20"/>
+          <w:szCs w:val="20"/>
+          <w:lang w:val="es-PE"/>
+        </w:rPr>
+      </w:pPr>
+      <w:r>
+        <w:rPr>
+          <w:rFonts w:ascii="Arial" w:hAnsi="Arial" w:cs="Arial"/>
+          <w:sz w:val="20"/>
+          <w:szCs w:val="20"/>
+          <w:lang w:val="es-PE"/>
+        </w:rPr>
+        <w:t>Clarify the dependence of $r$ in Equation 10 (Rev 2.4a). Explicitly show how $d$ depends on $r$.</w:t>
+      </w:r>
+    </w:p>
+    <w:p>
+      <w:pPr>
+        <w:pStyle w:val="NoSpacing"/>
+        <w:rPr>
+          <w:rFonts w:ascii="Arial" w:hAnsi="Arial" w:cs="Arial"/>
+          <w:sz w:val="20"/>
+          <w:szCs w:val="20"/>
+          <w:lang w:val="en-US"/>
+        </w:rPr>
+      </w:pPr>
+    </w:p>
+    <w:p>
+      <w:pPr>
+        <w:pStyle w:val="NoSpacing"/>
+        <w:rPr>
+          <w:rFonts w:ascii="Arial" w:hAnsi="Arial" w:cs="Arial"/>
+          <w:sz w:val="20"/>
+          <w:szCs w:val="20"/>
+          <w:lang w:val="en-US"/>
+        </w:rPr>
+      </w:pPr>
+    </w:p>
+    <w:p>
+      <w:pPr>
+        <w:pStyle w:val="NoSpacing"/>
+        <w:rPr>
+          <w:rFonts w:ascii="Arial" w:hAnsi="Arial" w:cs="Arial"/>
+          <w:sz w:val="20"/>
+          <w:szCs w:val="20"/>
+          <w:lang w:val="en-US"/>
+        </w:rPr>
+      </w:pPr>
+    </w:p>
+    <w:p>
+      <w:pPr>
+        <w:pStyle w:val="NoSpacing"/>
+        <w:rPr>
+          <w:rFonts w:ascii="Arial" w:hAnsi="Arial" w:cs="Arial"/>
+          <w:sz w:val="20"/>
+          <w:szCs w:val="20"/>
+          <w:lang w:val="en-US"/>
+        </w:rPr>
+      </w:pPr>
+    </w:p>
+    <w:p>
+      <w:pPr>
+        <w:pStyle w:val="NoSpacing"/>
+        <w:rPr>
+          <w:rFonts w:ascii="Arial" w:hAnsi="Arial" w:cs="Arial"/>
+          <w:sz w:val="20"/>
+          <w:szCs w:val="20"/>
+          <w:lang w:val="en-US"/>
+        </w:rPr>
+      </w:pPr>
+    </w:p>
+    <w:p>
+      <w:pPr>
+        <w:pStyle w:val="NoSpacing"/>
+        <w:rPr>
+          <w:rFonts w:ascii="Arial" w:hAnsi="Arial" w:cs="Arial"/>
+          <w:sz w:val="20"/>
+          <w:szCs w:val="20"/>
+          <w:lang w:val="en-US"/>
+        </w:rPr>
+      </w:pPr>
+    </w:p>
+    <w:p>
+      <w:pPr>
+        <w:pStyle w:val="NoSpacing"/>
+        <w:rPr>
+          <w:rFonts w:ascii="Arial" w:hAnsi="Arial" w:cs="Arial"/>
+          <w:b/>
+          <w:bCs/>
+          <w:sz w:val="20"/>
+          <w:szCs w:val="20"/>
+          <w:lang w:val="es-PE"/>
+        </w:rPr>
+      </w:pPr>
+      <w:r>
+        <w:rPr>
+          <w:rFonts w:ascii="Arial" w:hAnsi="Arial" w:cs="Arial"/>
+          <w:b/>
+          <w:bCs/>
+          <w:sz w:val="20"/>
+          <w:szCs w:val="20"/>
+          <w:lang w:val="es-PE"/>
+        </w:rPr>
+        <w:t>1. El "Elefante en la Habitación": Las Afirmaciones vs. El Modelo Matemático</w:t>
+      </w:r>
+    </w:p>
+    <w:p>
+      <w:pPr>
+        <w:pStyle w:val="NoSpacing"/>
+        <w:rPr>
+          <w:rFonts w:ascii="Arial" w:hAnsi="Arial" w:cs="Arial"/>
+          <w:sz w:val="20"/>
+          <w:szCs w:val="20"/>
+          <w:lang w:val="es-PE"/>
+        </w:rPr>
+      </w:pPr>
+      <w:r>
+        <w:rPr>
+          <w:rFonts w:ascii="Arial" w:hAnsi="Arial" w:cs="Arial"/>
+          <w:sz w:val="20"/>
+          <w:szCs w:val="20"/>
+          <w:lang w:val="es-PE"/>
+        </w:rPr>
+        <w:t xml:space="preserve">Este es el punto más crítico (Revisor 2 y Editor). Tu modelo asume una orientación fija y conocida, pero el </w:t>
+      </w:r>
+      <w:r>
+        <w:rPr>
+          <w:rFonts w:ascii="Arial" w:hAnsi="Arial" w:cs="Arial"/>
+          <w:i/>
+          <w:iCs/>
+          <w:sz w:val="20"/>
+          <w:szCs w:val="20"/>
+          <w:lang w:val="es-PE"/>
+        </w:rPr>
+        <w:t>Abstract</w:t>
+      </w:r>
+      <w:r>
+        <w:rPr>
+          <w:rFonts w:ascii="Arial" w:hAnsi="Arial" w:cs="Arial"/>
+          <w:sz w:val="20"/>
+          <w:szCs w:val="20"/>
+          <w:lang w:val="es-PE"/>
+        </w:rPr>
+        <w:t xml:space="preserve"> y la Tabla I afirman lo contrario.</w:t>
+      </w:r>
+    </w:p>
+    <w:p>
+      <w:pPr>
+        <w:pStyle w:val="NoSpacing"/>
+        <w:numPr>
+          <w:ilvl w:val="0"/>
+          <w:numId w:val="2"/>
+        </w:numPr>
+        <w:rPr>
+          <w:rFonts w:ascii="Arial" w:hAnsi="Arial" w:cs="Arial"/>
+          <w:sz w:val="20"/>
+          <w:szCs w:val="20"/>
+          <w:lang w:val="es-PE"/>
+        </w:rPr>
+      </w:pPr>
+      <w:r>
+        <w:rPr>
+          <w:rFonts w:ascii="Arial" w:hAnsi="Arial" w:cs="Arial"/>
+          <w:b/>
+          <w:bCs/>
+          <w:sz w:val="20"/>
+          <w:szCs w:val="20"/>
+          <w:lang w:val="es-PE"/>
+        </w:rPr>
+        <w:t>Qué proponerle a tu asesor:</w:t>
+      </w:r>
+      <w:r>
+        <w:rPr>
+          <w:rFonts w:ascii="Arial" w:hAnsi="Arial" w:cs="Arial"/>
+          <w:sz w:val="20"/>
+          <w:szCs w:val="20"/>
+          <w:lang w:val="es-PE"/>
+        </w:rPr>
+        <w:t xml:space="preserve"> "Sugiero que aceptemos esta crítica, demos la razón a los revisores y 'bajemos el tono' de nuestras afirmaciones en el </w:t>
+      </w:r>
+      <w:r>
+        <w:rPr>
+          <w:rFonts w:ascii="Arial" w:hAnsi="Arial" w:cs="Arial"/>
+          <w:i/>
+          <w:iCs/>
+          <w:sz w:val="20"/>
+          <w:szCs w:val="20"/>
+          <w:lang w:val="es-PE"/>
+        </w:rPr>
+        <w:t>Abstract</w:t>
+      </w:r>
+      <w:r>
+        <w:rPr>
+          <w:rFonts w:ascii="Arial" w:hAnsi="Arial" w:cs="Arial"/>
+          <w:sz w:val="20"/>
+          <w:szCs w:val="20"/>
+          <w:lang w:val="es-PE"/>
+        </w:rPr>
+        <w:t>, Introducción y Tabla I para reflejar honestamente las limitaciones de la orientación."</w:t>
+      </w:r>
+    </w:p>
+    <w:p>
+      <w:pPr>
+        <w:pStyle w:val="NoSpacing"/>
+        <w:numPr>
+          <w:ilvl w:val="0"/>
+          <w:numId w:val="2"/>
+        </w:numPr>
+        <w:rPr>
+          <w:rFonts w:ascii="Arial" w:hAnsi="Arial" w:cs="Arial"/>
+          <w:sz w:val="20"/>
+          <w:szCs w:val="20"/>
+          <w:lang w:val="es-PE"/>
+        </w:rPr>
+      </w:pPr>
+      <w:r>
+        <w:rPr>
+          <w:rFonts w:ascii="Arial" w:hAnsi="Arial" w:cs="Arial"/>
+          <w:b/>
+          <w:bCs/>
+          <w:sz w:val="20"/>
+          <w:szCs w:val="20"/>
+          <w:lang w:val="es-PE"/>
+        </w:rPr>
+        <w:t>Qué debatir con él:</w:t>
+      </w:r>
+      <w:r>
+        <w:rPr>
+          <w:rFonts w:ascii="Arial" w:hAnsi="Arial" w:cs="Arial"/>
+          <w:sz w:val="20"/>
+          <w:szCs w:val="20"/>
+          <w:lang w:val="es-PE"/>
+        </w:rPr>
+        <w:t xml:space="preserve"> ¿Cómo reescribimos la "novedad" del </w:t>
+      </w:r>
+      <w:r>
+        <w:rPr>
+          <w:rFonts w:ascii="Arial" w:hAnsi="Arial" w:cs="Arial"/>
+          <w:i/>
+          <w:iCs/>
+          <w:sz w:val="20"/>
+          <w:szCs w:val="20"/>
+          <w:lang w:val="es-PE"/>
+        </w:rPr>
+        <w:t>paper</w:t>
+      </w:r>
+      <w:r>
+        <w:rPr>
+          <w:rFonts w:ascii="Arial" w:hAnsi="Arial" w:cs="Arial"/>
+          <w:sz w:val="20"/>
+          <w:szCs w:val="20"/>
+          <w:lang w:val="es-PE"/>
+        </w:rPr>
+        <w:t xml:space="preserve"> para que siga siendo lo suficientemente fuerte y atractiva para TCOM después de admitir esta limitación?</w:t>
+      </w:r>
+    </w:p>
+    <w:p>
+      <w:pPr>
+        <w:pStyle w:val="NoSpacing"/>
+        <w:rPr>
+          <w:rFonts w:ascii="Arial" w:hAnsi="Arial" w:cs="Arial"/>
+          <w:b/>
+          <w:bCs/>
+          <w:sz w:val="20"/>
+          <w:szCs w:val="20"/>
+          <w:lang w:val="es-PE"/>
+        </w:rPr>
+      </w:pPr>
+      <w:r>
+        <w:rPr>
+          <w:rFonts w:ascii="Arial" w:hAnsi="Arial" w:cs="Arial"/>
+          <w:b/>
+          <w:bCs/>
+          <w:sz w:val="20"/>
+          <w:szCs w:val="20"/>
+          <w:lang w:val="es-PE"/>
+        </w:rPr>
+        <w:t>2. Alcance de las Nuevas Simulaciones (El "Trabajo Pesado")</w:t>
+      </w:r>
+    </w:p>
+    <w:p>
+      <w:pPr>
+        <w:pStyle w:val="NoSpacing"/>
+        <w:rPr>
+          <w:rFonts w:ascii="Arial" w:hAnsi="Arial" w:cs="Arial"/>
+          <w:sz w:val="20"/>
+          <w:szCs w:val="20"/>
+          <w:lang w:val="es-PE"/>
+        </w:rPr>
+      </w:pPr>
+      <w:r>
+        <w:rPr>
+          <w:rFonts w:ascii="Arial" w:hAnsi="Arial" w:cs="Arial"/>
+          <w:sz w:val="20"/>
+          <w:szCs w:val="20"/>
+          <w:lang w:val="es-PE"/>
+        </w:rPr>
+        <w:t xml:space="preserve">El Revisor 3 ha pedido un análisis de robustez extenso. Es vital acordar con tu asesor </w:t>
+      </w:r>
+      <w:r>
+        <w:rPr>
+          <w:rFonts w:ascii="Arial" w:hAnsi="Arial" w:cs="Arial"/>
+          <w:i/>
+          <w:iCs/>
+          <w:sz w:val="20"/>
+          <w:szCs w:val="20"/>
+          <w:lang w:val="es-PE"/>
+        </w:rPr>
+        <w:t>hasta dónde</w:t>
+      </w:r>
+      <w:r>
+        <w:rPr>
+          <w:rFonts w:ascii="Arial" w:hAnsi="Arial" w:cs="Arial"/>
+          <w:sz w:val="20"/>
+          <w:szCs w:val="20"/>
+          <w:lang w:val="es-PE"/>
+        </w:rPr>
+        <w:t xml:space="preserve"> van a llegar con estas simulaciones para no convertir esto en un proyecto interminable de 6 meses.</w:t>
+      </w:r>
+    </w:p>
+    <w:p>
+      <w:pPr>
+        <w:pStyle w:val="NoSpacing"/>
+        <w:numPr>
+          <w:ilvl w:val="0"/>
+          <w:numId w:val="3"/>
+        </w:numPr>
+        <w:rPr>
+          <w:rFonts w:ascii="Arial" w:hAnsi="Arial" w:cs="Arial"/>
+          <w:sz w:val="20"/>
+          <w:szCs w:val="20"/>
+          <w:lang w:val="es-PE"/>
+        </w:rPr>
+      </w:pPr>
+      <w:r>
+        <w:rPr>
+          <w:rFonts w:ascii="Arial" w:hAnsi="Arial" w:cs="Arial"/>
+          <w:b/>
+          <w:bCs/>
+          <w:sz w:val="20"/>
+          <w:szCs w:val="20"/>
+          <w:lang w:val="es-PE"/>
+        </w:rPr>
+        <w:t>Qué proponerle:</w:t>
+      </w:r>
+      <w:r>
+        <w:rPr>
+          <w:rFonts w:ascii="Arial" w:hAnsi="Arial" w:cs="Arial"/>
+          <w:sz w:val="20"/>
+          <w:szCs w:val="20"/>
+          <w:lang w:val="es-PE"/>
+        </w:rPr>
+        <w:t xml:space="preserve"> "Propongo crear una nueva subsección de 'Análisis de Robustez' que incluya el impacto del Tilt (inclinación), Reflexiones (Multipath) y Luz Ambiental, además de incluir el MLE (Maximum Likelihood Estimator) como línea base."</w:t>
+      </w:r>
+    </w:p>
+    <w:p>
+      <w:pPr>
+        <w:pStyle w:val="NoSpacing"/>
+        <w:numPr>
+          <w:ilvl w:val="0"/>
+          <w:numId w:val="3"/>
+        </w:numPr>
+        <w:rPr>
+          <w:rFonts w:ascii="Arial" w:hAnsi="Arial" w:cs="Arial"/>
+          <w:sz w:val="20"/>
+          <w:szCs w:val="20"/>
+          <w:lang w:val="es-PE"/>
+        </w:rPr>
+      </w:pPr>
+      <w:r>
+        <w:rPr>
+          <w:rFonts w:ascii="Arial" w:hAnsi="Arial" w:cs="Arial"/>
+          <w:b/>
+          <w:bCs/>
+          <w:sz w:val="20"/>
+          <w:szCs w:val="20"/>
+          <w:lang w:val="es-PE"/>
+        </w:rPr>
+        <w:t>Qué debatir con él:</w:t>
+      </w:r>
+    </w:p>
+    <w:p>
+      <w:pPr>
+        <w:pStyle w:val="NoSpacing"/>
+        <w:numPr>
+          <w:ilvl w:val="1"/>
+          <w:numId w:val="3"/>
+        </w:numPr>
+        <w:rPr>
+          <w:rFonts w:ascii="Arial" w:hAnsi="Arial" w:cs="Arial"/>
+          <w:sz w:val="20"/>
+          <w:szCs w:val="20"/>
+          <w:lang w:val="es-PE"/>
+        </w:rPr>
+      </w:pPr>
+      <w:r>
+        <w:rPr>
+          <w:rFonts w:ascii="Arial" w:hAnsi="Arial" w:cs="Arial"/>
+          <w:i/>
+          <w:iCs/>
+          <w:sz w:val="20"/>
+          <w:szCs w:val="20"/>
+          <w:lang w:val="es-PE"/>
+        </w:rPr>
+        <w:t>Tilt:</w:t>
+      </w:r>
+      <w:r>
+        <w:rPr>
+          <w:rFonts w:ascii="Arial" w:hAnsi="Arial" w:cs="Arial"/>
+          <w:sz w:val="20"/>
+          <w:szCs w:val="20"/>
+          <w:lang w:val="es-PE"/>
+        </w:rPr>
+        <w:t xml:space="preserve"> ¿Cuántos grados de error de inclinación simulamos para que sea realista en un escenario práctico?</w:t>
+      </w:r>
+    </w:p>
+    <w:p>
+      <w:pPr>
+        <w:pStyle w:val="NoSpacing"/>
+        <w:numPr>
+          <w:ilvl w:val="1"/>
+          <w:numId w:val="3"/>
+        </w:numPr>
+        <w:rPr>
+          <w:rFonts w:ascii="Arial" w:hAnsi="Arial" w:cs="Arial"/>
+          <w:sz w:val="20"/>
+          <w:szCs w:val="20"/>
+          <w:lang w:val="es-PE"/>
+        </w:rPr>
+      </w:pPr>
+      <w:r>
+        <w:rPr>
+          <w:rFonts w:ascii="Arial" w:hAnsi="Arial" w:cs="Arial"/>
+          <w:i/>
+          <w:iCs/>
+          <w:sz w:val="20"/>
+          <w:szCs w:val="20"/>
+          <w:lang w:val="es-PE"/>
+        </w:rPr>
+        <w:t>Multipath:</w:t>
+      </w:r>
+      <w:r>
+        <w:rPr>
+          <w:rFonts w:ascii="Arial" w:hAnsi="Arial" w:cs="Arial"/>
+          <w:sz w:val="20"/>
+          <w:szCs w:val="20"/>
+          <w:lang w:val="es-PE"/>
+        </w:rPr>
+        <w:t xml:space="preserve"> ¿Usamos un modelo de reflexión de primer orden estándar o él sugiere algún simulador/modelo específico que ya hayan usado en el laboratorio?</w:t>
+      </w:r>
+    </w:p>
+    <w:p>
+      <w:pPr>
+        <w:pStyle w:val="NoSpacing"/>
+        <w:numPr>
+          <w:ilvl w:val="1"/>
+          <w:numId w:val="3"/>
+        </w:numPr>
+        <w:rPr>
+          <w:rFonts w:ascii="Arial" w:hAnsi="Arial" w:cs="Arial"/>
+          <w:sz w:val="20"/>
+          <w:szCs w:val="20"/>
+          <w:lang w:val="es-PE"/>
+        </w:rPr>
+      </w:pPr>
+      <w:r>
+        <w:rPr>
+          <w:rFonts w:ascii="Arial" w:hAnsi="Arial" w:cs="Arial"/>
+          <w:i/>
+          <w:iCs/>
+          <w:sz w:val="20"/>
+          <w:szCs w:val="20"/>
+          <w:lang w:val="es-PE"/>
+        </w:rPr>
+        <w:t>MLE:</w:t>
+      </w:r>
+      <w:r>
+        <w:rPr>
+          <w:rFonts w:ascii="Arial" w:hAnsi="Arial" w:cs="Arial"/>
+          <w:sz w:val="20"/>
+          <w:szCs w:val="20"/>
+          <w:lang w:val="es-PE"/>
+        </w:rPr>
+        <w:t xml:space="preserve"> Confirmar si estás de acuerdo en programar el MLE para compararlo con tu GLS y WLS.</w:t>
+      </w:r>
+    </w:p>
+    <w:p>
+      <w:pPr>
+        <w:pStyle w:val="NoSpacing"/>
+        <w:rPr>
+          <w:rFonts w:ascii="Arial" w:hAnsi="Arial" w:cs="Arial"/>
+          <w:b/>
+          <w:bCs/>
+          <w:sz w:val="20"/>
+          <w:szCs w:val="20"/>
+          <w:lang w:val="es-PE"/>
+        </w:rPr>
+      </w:pPr>
+      <w:r>
+        <w:rPr>
+          <w:rFonts w:ascii="Arial" w:hAnsi="Arial" w:cs="Arial"/>
+          <w:b/>
+          <w:bCs/>
+          <w:sz w:val="20"/>
+          <w:szCs w:val="20"/>
+          <w:lang w:val="es-PE"/>
+        </w:rPr>
+        <w:t>3. La Estrategia de Defensa (Dónde no programar, solo argumentar)</w:t>
+      </w:r>
+    </w:p>
+    <w:p>
+      <w:pPr>
+        <w:pStyle w:val="NoSpacing"/>
+        <w:rPr>
+          <w:rFonts w:ascii="Arial" w:hAnsi="Arial" w:cs="Arial"/>
+          <w:sz w:val="20"/>
+          <w:szCs w:val="20"/>
+          <w:lang w:val="es-PE"/>
+        </w:rPr>
+      </w:pPr>
+      <w:r>
+        <w:rPr>
+          <w:rFonts w:ascii="Arial" w:hAnsi="Arial" w:cs="Arial"/>
+          <w:sz w:val="20"/>
+          <w:szCs w:val="20"/>
+          <w:lang w:val="es-PE"/>
+        </w:rPr>
+        <w:t>Deben alinear su discurso sobre los puntos donde los revisores se han confundido debido a la redacción.</w:t>
+      </w:r>
+    </w:p>
+    <w:p>
+      <w:pPr>
+        <w:pStyle w:val="NoSpacing"/>
+        <w:numPr>
+          <w:ilvl w:val="0"/>
+          <w:numId w:val="4"/>
+        </w:numPr>
+        <w:rPr>
+          <w:rFonts w:ascii="Arial" w:hAnsi="Arial" w:cs="Arial"/>
+          <w:sz w:val="20"/>
+          <w:szCs w:val="20"/>
+          <w:lang w:val="es-PE"/>
+        </w:rPr>
+      </w:pPr>
+      <w:r>
+        <w:rPr>
+          <w:rFonts w:ascii="Arial" w:hAnsi="Arial" w:cs="Arial"/>
+          <w:b/>
+          <w:bCs/>
+          <w:sz w:val="20"/>
+          <w:szCs w:val="20"/>
+          <w:lang w:val="es-PE"/>
+        </w:rPr>
+        <w:t>Qué proponerle:</w:t>
+      </w:r>
+      <w:r>
+        <w:rPr>
+          <w:rFonts w:ascii="Arial" w:hAnsi="Arial" w:cs="Arial"/>
+          <w:sz w:val="20"/>
+          <w:szCs w:val="20"/>
+          <w:lang w:val="es-PE"/>
+        </w:rPr>
+        <w:t xml:space="preserve"> "Para las críticas sobre el Algoritmo Genético (que creen que es en tiempo real y subdeterminado) y la derivación del FIM, sugiero no cambiar la metodología, sino mejorar drásticamente la explicación en el texto y defenderlo firmemente en la carta de respuesta."</w:t>
+      </w:r>
+    </w:p>
+    <w:p>
+      <w:pPr>
+        <w:pStyle w:val="NoSpacing"/>
+        <w:numPr>
+          <w:ilvl w:val="0"/>
+          <w:numId w:val="4"/>
+        </w:numPr>
+        <w:rPr>
+          <w:rFonts w:ascii="Arial" w:hAnsi="Arial" w:cs="Arial"/>
+          <w:sz w:val="20"/>
+          <w:szCs w:val="20"/>
+          <w:lang w:val="es-PE"/>
+        </w:rPr>
+      </w:pPr>
+      <w:r>
+        <w:rPr>
+          <w:rFonts w:ascii="Arial" w:hAnsi="Arial" w:cs="Arial"/>
+          <w:b/>
+          <w:bCs/>
+          <w:sz w:val="20"/>
+          <w:szCs w:val="20"/>
+          <w:lang w:val="es-PE"/>
+        </w:rPr>
+        <w:t>Qué debatir con él:</w:t>
+      </w:r>
+      <w:r>
+        <w:rPr>
+          <w:rFonts w:ascii="Arial" w:hAnsi="Arial" w:cs="Arial"/>
+          <w:sz w:val="20"/>
+          <w:szCs w:val="20"/>
+          <w:lang w:val="es-PE"/>
+        </w:rPr>
+        <w:t xml:space="preserve"> ¿Está de acuerdo con esta postura defensiva? Asegúrate de que él valide que la optimización del GA es estrictamente </w:t>
+      </w:r>
+      <w:r>
+        <w:rPr>
+          <w:rFonts w:ascii="Arial" w:hAnsi="Arial" w:cs="Arial"/>
+          <w:i/>
+          <w:iCs/>
+          <w:sz w:val="20"/>
+          <w:szCs w:val="20"/>
+          <w:lang w:val="es-PE"/>
+        </w:rPr>
+        <w:t>offline</w:t>
+      </w:r>
+      <w:r>
+        <w:rPr>
+          <w:rFonts w:ascii="Arial" w:hAnsi="Arial" w:cs="Arial"/>
+          <w:sz w:val="20"/>
+          <w:szCs w:val="20"/>
+          <w:lang w:val="es-PE"/>
+        </w:rPr>
+        <w:t xml:space="preserve"> (diseño del hardware) y que la derivación explícita del FIM es una contribución valiosa que vale la pena mantener en el artículo.</w:t>
+      </w:r>
+    </w:p>
+    <w:p>
+      <w:pPr>
+        <w:pStyle w:val="NoSpacing"/>
+        <w:rPr>
+          <w:rFonts w:ascii="Arial" w:hAnsi="Arial" w:cs="Arial"/>
+          <w:b/>
+          <w:bCs/>
+          <w:sz w:val="20"/>
+          <w:szCs w:val="20"/>
+          <w:lang w:val="es-PE"/>
+        </w:rPr>
+      </w:pPr>
+      <w:r>
+        <w:rPr>
+          <w:rFonts w:ascii="Arial" w:hAnsi="Arial" w:cs="Arial"/>
+          <w:b/>
+          <w:bCs/>
+          <w:sz w:val="20"/>
+          <w:szCs w:val="20"/>
+          <w:lang w:val="es-PE"/>
+        </w:rPr>
+        <w:t>4. La "Historia" del Paper (Reescritura de la Introducción)</w:t>
+      </w:r>
+    </w:p>
+    <w:p>
+      <w:pPr>
+        <w:pStyle w:val="NoSpacing"/>
+        <w:rPr>
+          <w:rFonts w:ascii="Arial" w:hAnsi="Arial" w:cs="Arial"/>
+          <w:sz w:val="20"/>
+          <w:szCs w:val="20"/>
+          <w:lang w:val="es-PE"/>
+        </w:rPr>
+      </w:pPr>
+      <w:r>
+        <w:rPr>
+          <w:rFonts w:ascii="Arial" w:hAnsi="Arial" w:cs="Arial"/>
+          <w:sz w:val="20"/>
+          <w:szCs w:val="20"/>
+          <w:lang w:val="es-PE"/>
+        </w:rPr>
+        <w:t>Varios revisores sintieron que la motivación no fluye bien y que la justificación de pasar a una arquitectura de un solo LED/PD no es lo suficientemente fuerte.</w:t>
+      </w:r>
+    </w:p>
+    <w:p>
+      <w:pPr>
+        <w:pStyle w:val="NoSpacing"/>
+        <w:numPr>
+          <w:ilvl w:val="0"/>
+          <w:numId w:val="5"/>
+        </w:numPr>
+        <w:rPr>
+          <w:rFonts w:ascii="Arial" w:hAnsi="Arial" w:cs="Arial"/>
+          <w:sz w:val="20"/>
+          <w:szCs w:val="20"/>
+          <w:lang w:val="es-PE"/>
+        </w:rPr>
+      </w:pPr>
+      <w:r>
+        <w:rPr>
+          <w:rFonts w:ascii="Arial" w:hAnsi="Arial" w:cs="Arial"/>
+          <w:b/>
+          <w:bCs/>
+          <w:sz w:val="20"/>
+          <w:szCs w:val="20"/>
+          <w:lang w:val="es-PE"/>
+        </w:rPr>
+        <w:lastRenderedPageBreak/>
+        <w:t>Qué proponerle:</w:t>
+      </w:r>
+      <w:r>
+        <w:rPr>
+          <w:rFonts w:ascii="Arial" w:hAnsi="Arial" w:cs="Arial"/>
+          <w:sz w:val="20"/>
+          <w:szCs w:val="20"/>
+          <w:lang w:val="es-PE"/>
+        </w:rPr>
+        <w:t xml:space="preserve"> "Voy a reescribir la introducción para enfocarla directamente en los cuellos de botella de los sistemas multi-LED y justificar claramente por qué el </w:t>
+      </w:r>
+      <w:r>
+        <w:rPr>
+          <w:rFonts w:ascii="Arial" w:hAnsi="Arial" w:cs="Arial"/>
+          <w:i/>
+          <w:iCs/>
+          <w:sz w:val="20"/>
+          <w:szCs w:val="20"/>
+          <w:lang w:val="es-PE"/>
+        </w:rPr>
+        <w:t>beam-steering</w:t>
+      </w:r>
+      <w:r>
+        <w:rPr>
+          <w:rFonts w:ascii="Arial" w:hAnsi="Arial" w:cs="Arial"/>
+          <w:sz w:val="20"/>
+          <w:szCs w:val="20"/>
+          <w:lang w:val="es-PE"/>
+        </w:rPr>
+        <w:t xml:space="preserve"> es la solución."</w:t>
+      </w:r>
+    </w:p>
+    <w:p>
+      <w:pPr>
+        <w:pStyle w:val="NoSpacing"/>
+        <w:numPr>
+          <w:ilvl w:val="0"/>
+          <w:numId w:val="5"/>
+        </w:numPr>
+        <w:rPr>
+          <w:rFonts w:ascii="Arial" w:hAnsi="Arial" w:cs="Arial"/>
+          <w:sz w:val="20"/>
+          <w:szCs w:val="20"/>
+          <w:lang w:val="es-PE"/>
+        </w:rPr>
+      </w:pPr>
+      <w:r>
+        <w:rPr>
+          <w:rFonts w:ascii="Arial" w:hAnsi="Arial" w:cs="Arial"/>
+          <w:b/>
+          <w:bCs/>
+          <w:sz w:val="20"/>
+          <w:szCs w:val="20"/>
+          <w:lang w:val="es-PE"/>
+        </w:rPr>
+        <w:t>Qué debatir con él:</w:t>
+      </w:r>
+      <w:r>
+        <w:rPr>
+          <w:rFonts w:ascii="Arial" w:hAnsi="Arial" w:cs="Arial"/>
+          <w:sz w:val="20"/>
+          <w:szCs w:val="20"/>
+          <w:lang w:val="es-PE"/>
+        </w:rPr>
+        <w:t xml:space="preserve"> Pídele su visión general. Los asesores suelen ser muy buenos identificando el "hilo conductor" (el </w:t>
+      </w:r>
+      <w:r>
+        <w:rPr>
+          <w:rFonts w:ascii="Arial" w:hAnsi="Arial" w:cs="Arial"/>
+          <w:i/>
+          <w:iCs/>
+          <w:sz w:val="20"/>
+          <w:szCs w:val="20"/>
+          <w:lang w:val="es-PE"/>
+        </w:rPr>
+        <w:t>storyline</w:t>
+      </w:r>
+      <w:r>
+        <w:rPr>
+          <w:rFonts w:ascii="Arial" w:hAnsi="Arial" w:cs="Arial"/>
+          <w:sz w:val="20"/>
+          <w:szCs w:val="20"/>
+          <w:lang w:val="es-PE"/>
+        </w:rPr>
+        <w:t>) que a los editores de IEEE les gusta leer.</w:t>
+      </w:r>
+    </w:p>
+    <w:p>
+      <w:pPr>
+        <w:pStyle w:val="NoSpacing"/>
+        <w:rPr>
+          <w:rFonts w:ascii="Arial" w:hAnsi="Arial" w:cs="Arial"/>
+          <w:b/>
+          <w:bCs/>
+          <w:sz w:val="20"/>
+          <w:szCs w:val="20"/>
+          <w:lang w:val="es-PE"/>
+        </w:rPr>
+      </w:pPr>
+      <w:r>
+        <w:rPr>
+          <w:rFonts w:ascii="Arial" w:hAnsi="Arial" w:cs="Arial"/>
+          <w:b/>
+          <w:bCs/>
+          <w:sz w:val="20"/>
+          <w:szCs w:val="20"/>
+          <w:lang w:val="es-PE"/>
+        </w:rPr>
+        <w:t>5. Cronograma y Revisiones Internas (Los 60 días)</w:t>
+      </w:r>
+    </w:p>
+    <w:p>
+      <w:pPr>
+        <w:pStyle w:val="NoSpacing"/>
+        <w:rPr>
+          <w:rFonts w:ascii="Arial" w:hAnsi="Arial" w:cs="Arial"/>
+          <w:sz w:val="20"/>
+          <w:szCs w:val="20"/>
+          <w:lang w:val="es-PE"/>
+        </w:rPr>
+      </w:pPr>
+      <w:r>
+        <w:rPr>
+          <w:rFonts w:ascii="Arial" w:hAnsi="Arial" w:cs="Arial"/>
+          <w:sz w:val="20"/>
+          <w:szCs w:val="20"/>
+          <w:lang w:val="es-PE"/>
+        </w:rPr>
+        <w:t>El sistema impondrá el límite de 60 días estrictamente.</w:t>
+      </w:r>
+    </w:p>
+    <w:p>
+      <w:pPr>
+        <w:pStyle w:val="NoSpacing"/>
+        <w:numPr>
+          <w:ilvl w:val="0"/>
+          <w:numId w:val="6"/>
+        </w:numPr>
+        <w:rPr>
+          <w:rFonts w:ascii="Arial" w:hAnsi="Arial" w:cs="Arial"/>
+          <w:sz w:val="20"/>
+          <w:szCs w:val="20"/>
+          <w:lang w:val="es-PE"/>
+        </w:rPr>
+      </w:pPr>
+      <w:r>
+        <w:rPr>
+          <w:rFonts w:ascii="Arial" w:hAnsi="Arial" w:cs="Arial"/>
+          <w:b/>
+          <w:bCs/>
+          <w:sz w:val="20"/>
+          <w:szCs w:val="20"/>
+          <w:lang w:val="es-PE"/>
+        </w:rPr>
+        <w:t>Qué proponerle:</w:t>
+      </w:r>
+      <w:r>
+        <w:rPr>
+          <w:rFonts w:ascii="Arial" w:hAnsi="Arial" w:cs="Arial"/>
+          <w:sz w:val="20"/>
+          <w:szCs w:val="20"/>
+          <w:lang w:val="es-PE"/>
+        </w:rPr>
+        <w:t xml:space="preserve"> Un cronograma donde dediques las primeras 2-3 semanas puramente a programar en MATLAB, la semana 4 a reescribir las secciones, y la semana 5 a redactar la carta de respuesta (</w:t>
+      </w:r>
+      <w:r>
+        <w:rPr>
+          <w:rFonts w:ascii="Arial" w:hAnsi="Arial" w:cs="Arial"/>
+          <w:i/>
+          <w:iCs/>
+          <w:sz w:val="20"/>
+          <w:szCs w:val="20"/>
+          <w:lang w:val="es-PE"/>
+        </w:rPr>
+        <w:t>Response Letter</w:t>
+      </w:r>
+      <w:r>
+        <w:rPr>
+          <w:rFonts w:ascii="Arial" w:hAnsi="Arial" w:cs="Arial"/>
+          <w:sz w:val="20"/>
+          <w:szCs w:val="20"/>
+          <w:lang w:val="es-PE"/>
+        </w:rPr>
+        <w:t>).</w:t>
+      </w:r>
+    </w:p>
+    <w:p>
+      <w:pPr>
+        <w:pStyle w:val="NoSpacing"/>
+        <w:numPr>
+          <w:ilvl w:val="0"/>
+          <w:numId w:val="6"/>
+        </w:numPr>
+        <w:rPr>
+          <w:rFonts w:ascii="Arial" w:hAnsi="Arial" w:cs="Arial"/>
+          <w:sz w:val="20"/>
+          <w:szCs w:val="20"/>
+          <w:lang w:val="es-PE"/>
+        </w:rPr>
+      </w:pPr>
+      <w:r>
+        <w:rPr>
+          <w:rFonts w:ascii="Arial" w:hAnsi="Arial" w:cs="Arial"/>
+          <w:b/>
+          <w:bCs/>
+          <w:sz w:val="20"/>
+          <w:szCs w:val="20"/>
+          <w:lang w:val="es-PE"/>
+        </w:rPr>
+        <w:t>Qué debatir con él:</w:t>
+      </w:r>
+      <w:r>
+        <w:rPr>
+          <w:rFonts w:ascii="Arial" w:hAnsi="Arial" w:cs="Arial"/>
+          <w:sz w:val="20"/>
+          <w:szCs w:val="20"/>
+          <w:lang w:val="es-PE"/>
+        </w:rPr>
+        <w:t xml:space="preserve"> ¿En qué puntos del proceso quiere revisar tu progreso? ¿Prefiere ver las gráficas nuevas apenas salgan de MATLAB o prefiere esperar a tener el borrador del documento modificado?</w:t>
+      </w:r>
+    </w:p>
+    <w:p>
+      <w:pPr>
+        <w:pStyle w:val="NoSpacing"/>
+        <w:rPr>
+          <w:rFonts w:ascii="Arial" w:hAnsi="Arial" w:cs="Arial"/>
+          <w:sz w:val="20"/>
+          <w:szCs w:val="20"/>
+          <w:lang w:val="en-US"/>
+        </w:rPr>
+      </w:pPr>
     </w:p>
     <w:sectPr>
       <w:pgSz w:w="12240" w:h="15840"/>
@@ -1270,6 +3729,1531 @@
     </w:sectPr>
   </w:body>
 </w:document>
+</file>
+
+<file path=word/numbering.xml><?xml version="1.0" encoding="utf-8"?>
+<w:numbering xmlns:wpc="http://schemas.microsoft.com/office/word/2010/wordprocessingCanvas" xmlns:cx="http://schemas.microsoft.com/office/drawing/2014/chartex" xmlns:cx1="http://schemas.microsoft.com/office/drawing/2015/9/8/chartex" xmlns:cx2="http://schemas.microsoft.com/office/drawing/2015/10/21/chartex" xmlns:cx3="http://schemas.microsoft.com/office/drawing/2016/5/9/chartex" xmlns:cx4="http://schemas.microsoft.com/office/drawing/2016/5/10/chartex" xmlns:cx5="http://schemas.microsoft.com/office/drawing/2016/5/11/chartex" xmlns:cx6="http://schemas.microsoft.com/office/drawing/2016/5/12/chartex" xmlns:cx7="http://schemas.microsoft.com/office/drawing/2016/5/13/chartex" xmlns:cx8="http://schemas.microsoft.com/office/drawing/2016/5/14/chartex" xmlns:mc="http://schemas.openxmlformats.org/markup-compatibility/2006" xmlns:aink="http://schemas.microsoft.com/office/drawing/2016/ink" xmlns:am3d="http://schemas.microsoft.com/office/drawing/2017/model3d" xmlns:o="urn:schemas-microsoft-com:office:office" xmlns:oel="http://schemas.microsoft.com/office/2019/extlst" xmlns:r="http://schemas.openxmlformats.org/officeDocument/2006/relationships" xmlns:m="http://schemas.openxmlformats.org/officeDocument/2006/math" xmlns:v="urn:schemas-microsoft-com:vml" xmlns:wp14="http://schemas.microsoft.com/office/word/2010/wordprocessingDrawing" xmlns:wp="http://schemas.openxmlformats.org/drawingml/2006/wordprocessingDrawing" xmlns:w10="urn:schemas-microsoft-com:office:word" xmlns:w="http://schemas.openxmlformats.org/wordprocessingml/2006/main" xmlns:w14="http://schemas.microsoft.com/office/word/2010/wordml" xmlns:w15="http://schemas.microsoft.com/office/word/2012/wordml" xmlns:w16cex="http://schemas.microsoft.com/office/word/2018/wordml/cex" xmlns:w16cid="http://schemas.microsoft.com/office/word/2016/wordml/cid" xmlns:w16="http://schemas.microsoft.com/office/word/2018/wordml" xmlns:w16du="http://schemas.microsoft.com/office/word/2023/wordml/word16du" xmlns:w16sdtdh="http://schemas.microsoft.com/office/word/2020/wordml/sdtdatahash" xmlns:w16sdtfl="http://schemas.microsoft.com/office/word/2024/wordml/sdtformatlock" xmlns:w16se="http://schemas.microsoft.com/office/word/2015/wordml/symex" xmlns:wpg="http://schemas.microsoft.com/office/word/2010/wordprocessingGroup" xmlns:wpi="http://schemas.microsoft.com/office/word/2010/wordprocessingInk" xmlns:wne="http://schemas.microsoft.com/office/word/2006/wordml" xmlns:wps="http://schemas.microsoft.com/office/word/2010/wordprocessingShape" mc:Ignorable="w14 w15 w16se w16cid w16 w16cex w16sdtdh w16sdtfl w16du wp14">
+  <w:abstractNum w:abstractNumId="0" w15:restartNumberingAfterBreak="0">
+    <w:nsid w:val="02CE58EA"/>
+    <w:multiLevelType w:val="multilevel"/>
+    <w:tmpl w:val="A74ED57A"/>
+    <w:lvl w:ilvl="0">
+      <w:start w:val="1"/>
+      <w:numFmt w:val="bullet"/>
+      <w:lvlText w:val=""/>
+      <w:lvlJc w:val="left"/>
+      <w:pPr>
+        <w:tabs>
+          <w:tab w:val="num" w:pos="720"/>
+        </w:tabs>
+        <w:ind w:left="720" w:hanging="360"/>
+      </w:pPr>
+      <w:rPr>
+        <w:rFonts w:ascii="Symbol" w:hAnsi="Symbol" w:hint="default"/>
+        <w:sz w:val="20"/>
+      </w:rPr>
+    </w:lvl>
+    <w:lvl w:ilvl="1">
+      <w:start w:val="1"/>
+      <w:numFmt w:val="bullet"/>
+      <w:lvlText w:val="o"/>
+      <w:lvlJc w:val="left"/>
+      <w:pPr>
+        <w:tabs>
+          <w:tab w:val="num" w:pos="1440"/>
+        </w:tabs>
+        <w:ind w:left="1440" w:hanging="360"/>
+      </w:pPr>
+      <w:rPr>
+        <w:rFonts w:ascii="Courier New" w:hAnsi="Courier New" w:hint="default"/>
+        <w:sz w:val="20"/>
+      </w:rPr>
+    </w:lvl>
+    <w:lvl w:ilvl="2" w:tentative="1">
+      <w:start w:val="1"/>
+      <w:numFmt w:val="bullet"/>
+      <w:lvlText w:val=""/>
+      <w:lvlJc w:val="left"/>
+      <w:pPr>
+        <w:tabs>
+          <w:tab w:val="num" w:pos="2160"/>
+        </w:tabs>
+        <w:ind w:left="2160" w:hanging="360"/>
+      </w:pPr>
+      <w:rPr>
+        <w:rFonts w:ascii="Wingdings" w:hAnsi="Wingdings" w:hint="default"/>
+        <w:sz w:val="20"/>
+      </w:rPr>
+    </w:lvl>
+    <w:lvl w:ilvl="3" w:tentative="1">
+      <w:start w:val="1"/>
+      <w:numFmt w:val="bullet"/>
+      <w:lvlText w:val=""/>
+      <w:lvlJc w:val="left"/>
+      <w:pPr>
+        <w:tabs>
+          <w:tab w:val="num" w:pos="2880"/>
+        </w:tabs>
+        <w:ind w:left="2880" w:hanging="360"/>
+      </w:pPr>
+      <w:rPr>
+        <w:rFonts w:ascii="Wingdings" w:hAnsi="Wingdings" w:hint="default"/>
+        <w:sz w:val="20"/>
+      </w:rPr>
+    </w:lvl>
+    <w:lvl w:ilvl="4" w:tentative="1">
+      <w:start w:val="1"/>
+      <w:numFmt w:val="bullet"/>
+      <w:lvlText w:val=""/>
+      <w:lvlJc w:val="left"/>
+      <w:pPr>
+        <w:tabs>
+          <w:tab w:val="num" w:pos="3600"/>
+        </w:tabs>
+        <w:ind w:left="3600" w:hanging="360"/>
+      </w:pPr>
+      <w:rPr>
+        <w:rFonts w:ascii="Wingdings" w:hAnsi="Wingdings" w:hint="default"/>
+        <w:sz w:val="20"/>
+      </w:rPr>
+    </w:lvl>
+    <w:lvl w:ilvl="5" w:tentative="1">
+      <w:start w:val="1"/>
+      <w:numFmt w:val="bullet"/>
+      <w:lvlText w:val=""/>
+      <w:lvlJc w:val="left"/>
+      <w:pPr>
+        <w:tabs>
+          <w:tab w:val="num" w:pos="4320"/>
+        </w:tabs>
+        <w:ind w:left="4320" w:hanging="360"/>
+      </w:pPr>
+      <w:rPr>
+        <w:rFonts w:ascii="Wingdings" w:hAnsi="Wingdings" w:hint="default"/>
+        <w:sz w:val="20"/>
+      </w:rPr>
+    </w:lvl>
+    <w:lvl w:ilvl="6" w:tentative="1">
+      <w:start w:val="1"/>
+      <w:numFmt w:val="bullet"/>
+      <w:lvlText w:val=""/>
+      <w:lvlJc w:val="left"/>
+      <w:pPr>
+        <w:tabs>
+          <w:tab w:val="num" w:pos="5040"/>
+        </w:tabs>
+        <w:ind w:left="5040" w:hanging="360"/>
+      </w:pPr>
+      <w:rPr>
+        <w:rFonts w:ascii="Wingdings" w:hAnsi="Wingdings" w:hint="default"/>
+        <w:sz w:val="20"/>
+      </w:rPr>
+    </w:lvl>
+    <w:lvl w:ilvl="7" w:tentative="1">
+      <w:start w:val="1"/>
+      <w:numFmt w:val="bullet"/>
+      <w:lvlText w:val=""/>
+      <w:lvlJc w:val="left"/>
+      <w:pPr>
+        <w:tabs>
+          <w:tab w:val="num" w:pos="5760"/>
+        </w:tabs>
+        <w:ind w:left="5760" w:hanging="360"/>
+      </w:pPr>
+      <w:rPr>
+        <w:rFonts w:ascii="Wingdings" w:hAnsi="Wingdings" w:hint="default"/>
+        <w:sz w:val="20"/>
+      </w:rPr>
+    </w:lvl>
+    <w:lvl w:ilvl="8" w:tentative="1">
+      <w:start w:val="1"/>
+      <w:numFmt w:val="bullet"/>
+      <w:lvlText w:val=""/>
+      <w:lvlJc w:val="left"/>
+      <w:pPr>
+        <w:tabs>
+          <w:tab w:val="num" w:pos="6480"/>
+        </w:tabs>
+        <w:ind w:left="6480" w:hanging="360"/>
+      </w:pPr>
+      <w:rPr>
+        <w:rFonts w:ascii="Wingdings" w:hAnsi="Wingdings" w:hint="default"/>
+        <w:sz w:val="20"/>
+      </w:rPr>
+    </w:lvl>
+  </w:abstractNum>
+  <w:abstractNum w:abstractNumId="1" w15:restartNumberingAfterBreak="0">
+    <w:nsid w:val="06B56F6D"/>
+    <w:multiLevelType w:val="multilevel"/>
+    <w:tmpl w:val="E6143716"/>
+    <w:lvl w:ilvl="0">
+      <w:start w:val="1"/>
+      <w:numFmt w:val="bullet"/>
+      <w:lvlText w:val=""/>
+      <w:lvlJc w:val="left"/>
+      <w:pPr>
+        <w:tabs>
+          <w:tab w:val="num" w:pos="720"/>
+        </w:tabs>
+        <w:ind w:left="720" w:hanging="360"/>
+      </w:pPr>
+      <w:rPr>
+        <w:rFonts w:ascii="Symbol" w:hAnsi="Symbol" w:hint="default"/>
+        <w:sz w:val="20"/>
+      </w:rPr>
+    </w:lvl>
+    <w:lvl w:ilvl="1" w:tentative="1">
+      <w:start w:val="1"/>
+      <w:numFmt w:val="bullet"/>
+      <w:lvlText w:val="o"/>
+      <w:lvlJc w:val="left"/>
+      <w:pPr>
+        <w:tabs>
+          <w:tab w:val="num" w:pos="1440"/>
+        </w:tabs>
+        <w:ind w:left="1440" w:hanging="360"/>
+      </w:pPr>
+      <w:rPr>
+        <w:rFonts w:ascii="Courier New" w:hAnsi="Courier New" w:hint="default"/>
+        <w:sz w:val="20"/>
+      </w:rPr>
+    </w:lvl>
+    <w:lvl w:ilvl="2" w:tentative="1">
+      <w:start w:val="1"/>
+      <w:numFmt w:val="bullet"/>
+      <w:lvlText w:val=""/>
+      <w:lvlJc w:val="left"/>
+      <w:pPr>
+        <w:tabs>
+          <w:tab w:val="num" w:pos="2160"/>
+        </w:tabs>
+        <w:ind w:left="2160" w:hanging="360"/>
+      </w:pPr>
+      <w:rPr>
+        <w:rFonts w:ascii="Wingdings" w:hAnsi="Wingdings" w:hint="default"/>
+        <w:sz w:val="20"/>
+      </w:rPr>
+    </w:lvl>
+    <w:lvl w:ilvl="3" w:tentative="1">
+      <w:start w:val="1"/>
+      <w:numFmt w:val="bullet"/>
+      <w:lvlText w:val=""/>
+      <w:lvlJc w:val="left"/>
+      <w:pPr>
+        <w:tabs>
+          <w:tab w:val="num" w:pos="2880"/>
+        </w:tabs>
+        <w:ind w:left="2880" w:hanging="360"/>
+      </w:pPr>
+      <w:rPr>
+        <w:rFonts w:ascii="Wingdings" w:hAnsi="Wingdings" w:hint="default"/>
+        <w:sz w:val="20"/>
+      </w:rPr>
+    </w:lvl>
+    <w:lvl w:ilvl="4" w:tentative="1">
+      <w:start w:val="1"/>
+      <w:numFmt w:val="bullet"/>
+      <w:lvlText w:val=""/>
+      <w:lvlJc w:val="left"/>
+      <w:pPr>
+        <w:tabs>
+          <w:tab w:val="num" w:pos="3600"/>
+        </w:tabs>
+        <w:ind w:left="3600" w:hanging="360"/>
+      </w:pPr>
+      <w:rPr>
+        <w:rFonts w:ascii="Wingdings" w:hAnsi="Wingdings" w:hint="default"/>
+        <w:sz w:val="20"/>
+      </w:rPr>
+    </w:lvl>
+    <w:lvl w:ilvl="5" w:tentative="1">
+      <w:start w:val="1"/>
+      <w:numFmt w:val="bullet"/>
+      <w:lvlText w:val=""/>
+      <w:lvlJc w:val="left"/>
+      <w:pPr>
+        <w:tabs>
+          <w:tab w:val="num" w:pos="4320"/>
+        </w:tabs>
+        <w:ind w:left="4320" w:hanging="360"/>
+      </w:pPr>
+      <w:rPr>
+        <w:rFonts w:ascii="Wingdings" w:hAnsi="Wingdings" w:hint="default"/>
+        <w:sz w:val="20"/>
+      </w:rPr>
+    </w:lvl>
+    <w:lvl w:ilvl="6" w:tentative="1">
+      <w:start w:val="1"/>
+      <w:numFmt w:val="bullet"/>
+      <w:lvlText w:val=""/>
+      <w:lvlJc w:val="left"/>
+      <w:pPr>
+        <w:tabs>
+          <w:tab w:val="num" w:pos="5040"/>
+        </w:tabs>
+        <w:ind w:left="5040" w:hanging="360"/>
+      </w:pPr>
+      <w:rPr>
+        <w:rFonts w:ascii="Wingdings" w:hAnsi="Wingdings" w:hint="default"/>
+        <w:sz w:val="20"/>
+      </w:rPr>
+    </w:lvl>
+    <w:lvl w:ilvl="7" w:tentative="1">
+      <w:start w:val="1"/>
+      <w:numFmt w:val="bullet"/>
+      <w:lvlText w:val=""/>
+      <w:lvlJc w:val="left"/>
+      <w:pPr>
+        <w:tabs>
+          <w:tab w:val="num" w:pos="5760"/>
+        </w:tabs>
+        <w:ind w:left="5760" w:hanging="360"/>
+      </w:pPr>
+      <w:rPr>
+        <w:rFonts w:ascii="Wingdings" w:hAnsi="Wingdings" w:hint="default"/>
+        <w:sz w:val="20"/>
+      </w:rPr>
+    </w:lvl>
+    <w:lvl w:ilvl="8" w:tentative="1">
+      <w:start w:val="1"/>
+      <w:numFmt w:val="bullet"/>
+      <w:lvlText w:val=""/>
+      <w:lvlJc w:val="left"/>
+      <w:pPr>
+        <w:tabs>
+          <w:tab w:val="num" w:pos="6480"/>
+        </w:tabs>
+        <w:ind w:left="6480" w:hanging="360"/>
+      </w:pPr>
+      <w:rPr>
+        <w:rFonts w:ascii="Wingdings" w:hAnsi="Wingdings" w:hint="default"/>
+        <w:sz w:val="20"/>
+      </w:rPr>
+    </w:lvl>
+  </w:abstractNum>
+  <w:abstractNum w:abstractNumId="2" w15:restartNumberingAfterBreak="0">
+    <w:nsid w:val="0E8F44C4"/>
+    <w:multiLevelType w:val="multilevel"/>
+    <w:tmpl w:val="924608C2"/>
+    <w:lvl w:ilvl="0">
+      <w:start w:val="1"/>
+      <w:numFmt w:val="bullet"/>
+      <w:lvlText w:val=""/>
+      <w:lvlJc w:val="left"/>
+      <w:pPr>
+        <w:tabs>
+          <w:tab w:val="num" w:pos="720"/>
+        </w:tabs>
+        <w:ind w:left="720" w:hanging="360"/>
+      </w:pPr>
+      <w:rPr>
+        <w:rFonts w:ascii="Symbol" w:hAnsi="Symbol" w:hint="default"/>
+        <w:sz w:val="20"/>
+      </w:rPr>
+    </w:lvl>
+    <w:lvl w:ilvl="1" w:tentative="1">
+      <w:start w:val="1"/>
+      <w:numFmt w:val="bullet"/>
+      <w:lvlText w:val="o"/>
+      <w:lvlJc w:val="left"/>
+      <w:pPr>
+        <w:tabs>
+          <w:tab w:val="num" w:pos="1440"/>
+        </w:tabs>
+        <w:ind w:left="1440" w:hanging="360"/>
+      </w:pPr>
+      <w:rPr>
+        <w:rFonts w:ascii="Courier New" w:hAnsi="Courier New" w:hint="default"/>
+        <w:sz w:val="20"/>
+      </w:rPr>
+    </w:lvl>
+    <w:lvl w:ilvl="2" w:tentative="1">
+      <w:start w:val="1"/>
+      <w:numFmt w:val="bullet"/>
+      <w:lvlText w:val=""/>
+      <w:lvlJc w:val="left"/>
+      <w:pPr>
+        <w:tabs>
+          <w:tab w:val="num" w:pos="2160"/>
+        </w:tabs>
+        <w:ind w:left="2160" w:hanging="360"/>
+      </w:pPr>
+      <w:rPr>
+        <w:rFonts w:ascii="Wingdings" w:hAnsi="Wingdings" w:hint="default"/>
+        <w:sz w:val="20"/>
+      </w:rPr>
+    </w:lvl>
+    <w:lvl w:ilvl="3" w:tentative="1">
+      <w:start w:val="1"/>
+      <w:numFmt w:val="bullet"/>
+      <w:lvlText w:val=""/>
+      <w:lvlJc w:val="left"/>
+      <w:pPr>
+        <w:tabs>
+          <w:tab w:val="num" w:pos="2880"/>
+        </w:tabs>
+        <w:ind w:left="2880" w:hanging="360"/>
+      </w:pPr>
+      <w:rPr>
+        <w:rFonts w:ascii="Wingdings" w:hAnsi="Wingdings" w:hint="default"/>
+        <w:sz w:val="20"/>
+      </w:rPr>
+    </w:lvl>
+    <w:lvl w:ilvl="4" w:tentative="1">
+      <w:start w:val="1"/>
+      <w:numFmt w:val="bullet"/>
+      <w:lvlText w:val=""/>
+      <w:lvlJc w:val="left"/>
+      <w:pPr>
+        <w:tabs>
+          <w:tab w:val="num" w:pos="3600"/>
+        </w:tabs>
+        <w:ind w:left="3600" w:hanging="360"/>
+      </w:pPr>
+      <w:rPr>
+        <w:rFonts w:ascii="Wingdings" w:hAnsi="Wingdings" w:hint="default"/>
+        <w:sz w:val="20"/>
+      </w:rPr>
+    </w:lvl>
+    <w:lvl w:ilvl="5" w:tentative="1">
+      <w:start w:val="1"/>
+      <w:numFmt w:val="bullet"/>
+      <w:lvlText w:val=""/>
+      <w:lvlJc w:val="left"/>
+      <w:pPr>
+        <w:tabs>
+          <w:tab w:val="num" w:pos="4320"/>
+        </w:tabs>
+        <w:ind w:left="4320" w:hanging="360"/>
+      </w:pPr>
+      <w:rPr>
+        <w:rFonts w:ascii="Wingdings" w:hAnsi="Wingdings" w:hint="default"/>
+        <w:sz w:val="20"/>
+      </w:rPr>
+    </w:lvl>
+    <w:lvl w:ilvl="6" w:tentative="1">
+      <w:start w:val="1"/>
+      <w:numFmt w:val="bullet"/>
+      <w:lvlText w:val=""/>
+      <w:lvlJc w:val="left"/>
+      <w:pPr>
+        <w:tabs>
+          <w:tab w:val="num" w:pos="5040"/>
+        </w:tabs>
+        <w:ind w:left="5040" w:hanging="360"/>
+      </w:pPr>
+      <w:rPr>
+        <w:rFonts w:ascii="Wingdings" w:hAnsi="Wingdings" w:hint="default"/>
+        <w:sz w:val="20"/>
+      </w:rPr>
+    </w:lvl>
+    <w:lvl w:ilvl="7" w:tentative="1">
+      <w:start w:val="1"/>
+      <w:numFmt w:val="bullet"/>
+      <w:lvlText w:val=""/>
+      <w:lvlJc w:val="left"/>
+      <w:pPr>
+        <w:tabs>
+          <w:tab w:val="num" w:pos="5760"/>
+        </w:tabs>
+        <w:ind w:left="5760" w:hanging="360"/>
+      </w:pPr>
+      <w:rPr>
+        <w:rFonts w:ascii="Wingdings" w:hAnsi="Wingdings" w:hint="default"/>
+        <w:sz w:val="20"/>
+      </w:rPr>
+    </w:lvl>
+    <w:lvl w:ilvl="8" w:tentative="1">
+      <w:start w:val="1"/>
+      <w:numFmt w:val="bullet"/>
+      <w:lvlText w:val=""/>
+      <w:lvlJc w:val="left"/>
+      <w:pPr>
+        <w:tabs>
+          <w:tab w:val="num" w:pos="6480"/>
+        </w:tabs>
+        <w:ind w:left="6480" w:hanging="360"/>
+      </w:pPr>
+      <w:rPr>
+        <w:rFonts w:ascii="Wingdings" w:hAnsi="Wingdings" w:hint="default"/>
+        <w:sz w:val="20"/>
+      </w:rPr>
+    </w:lvl>
+  </w:abstractNum>
+  <w:abstractNum w:abstractNumId="3" w15:restartNumberingAfterBreak="0">
+    <w:nsid w:val="44C16D33"/>
+    <w:multiLevelType w:val="multilevel"/>
+    <w:tmpl w:val="1B587DF4"/>
+    <w:lvl w:ilvl="0">
+      <w:start w:val="1"/>
+      <w:numFmt w:val="bullet"/>
+      <w:lvlText w:val=""/>
+      <w:lvlJc w:val="left"/>
+      <w:pPr>
+        <w:tabs>
+          <w:tab w:val="num" w:pos="720"/>
+        </w:tabs>
+        <w:ind w:left="720" w:hanging="360"/>
+      </w:pPr>
+      <w:rPr>
+        <w:rFonts w:ascii="Symbol" w:hAnsi="Symbol" w:hint="default"/>
+        <w:sz w:val="20"/>
+      </w:rPr>
+    </w:lvl>
+    <w:lvl w:ilvl="1">
+      <w:start w:val="1"/>
+      <w:numFmt w:val="bullet"/>
+      <w:lvlText w:val="o"/>
+      <w:lvlJc w:val="left"/>
+      <w:pPr>
+        <w:tabs>
+          <w:tab w:val="num" w:pos="1440"/>
+        </w:tabs>
+        <w:ind w:left="1440" w:hanging="360"/>
+      </w:pPr>
+      <w:rPr>
+        <w:rFonts w:ascii="Courier New" w:hAnsi="Courier New" w:hint="default"/>
+        <w:sz w:val="20"/>
+      </w:rPr>
+    </w:lvl>
+    <w:lvl w:ilvl="2" w:tentative="1">
+      <w:start w:val="1"/>
+      <w:numFmt w:val="bullet"/>
+      <w:lvlText w:val=""/>
+      <w:lvlJc w:val="left"/>
+      <w:pPr>
+        <w:tabs>
+          <w:tab w:val="num" w:pos="2160"/>
+        </w:tabs>
+        <w:ind w:left="2160" w:hanging="360"/>
+      </w:pPr>
+      <w:rPr>
+        <w:rFonts w:ascii="Wingdings" w:hAnsi="Wingdings" w:hint="default"/>
+        <w:sz w:val="20"/>
+      </w:rPr>
+    </w:lvl>
+    <w:lvl w:ilvl="3" w:tentative="1">
+      <w:start w:val="1"/>
+      <w:numFmt w:val="bullet"/>
+      <w:lvlText w:val=""/>
+      <w:lvlJc w:val="left"/>
+      <w:pPr>
+        <w:tabs>
+          <w:tab w:val="num" w:pos="2880"/>
+        </w:tabs>
+        <w:ind w:left="2880" w:hanging="360"/>
+      </w:pPr>
+      <w:rPr>
+        <w:rFonts w:ascii="Wingdings" w:hAnsi="Wingdings" w:hint="default"/>
+        <w:sz w:val="20"/>
+      </w:rPr>
+    </w:lvl>
+    <w:lvl w:ilvl="4" w:tentative="1">
+      <w:start w:val="1"/>
+      <w:numFmt w:val="bullet"/>
+      <w:lvlText w:val=""/>
+      <w:lvlJc w:val="left"/>
+      <w:pPr>
+        <w:tabs>
+          <w:tab w:val="num" w:pos="3600"/>
+        </w:tabs>
+        <w:ind w:left="3600" w:hanging="360"/>
+      </w:pPr>
+      <w:rPr>
+        <w:rFonts w:ascii="Wingdings" w:hAnsi="Wingdings" w:hint="default"/>
+        <w:sz w:val="20"/>
+      </w:rPr>
+    </w:lvl>
+    <w:lvl w:ilvl="5" w:tentative="1">
+      <w:start w:val="1"/>
+      <w:numFmt w:val="bullet"/>
+      <w:lvlText w:val=""/>
+      <w:lvlJc w:val="left"/>
+      <w:pPr>
+        <w:tabs>
+          <w:tab w:val="num" w:pos="4320"/>
+        </w:tabs>
+        <w:ind w:left="4320" w:hanging="360"/>
+      </w:pPr>
+      <w:rPr>
+        <w:rFonts w:ascii="Wingdings" w:hAnsi="Wingdings" w:hint="default"/>
+        <w:sz w:val="20"/>
+      </w:rPr>
+    </w:lvl>
+    <w:lvl w:ilvl="6" w:tentative="1">
+      <w:start w:val="1"/>
+      <w:numFmt w:val="bullet"/>
+      <w:lvlText w:val=""/>
+      <w:lvlJc w:val="left"/>
+      <w:pPr>
+        <w:tabs>
+          <w:tab w:val="num" w:pos="5040"/>
+        </w:tabs>
+        <w:ind w:left="5040" w:hanging="360"/>
+      </w:pPr>
+      <w:rPr>
+        <w:rFonts w:ascii="Wingdings" w:hAnsi="Wingdings" w:hint="default"/>
+        <w:sz w:val="20"/>
+      </w:rPr>
+    </w:lvl>
+    <w:lvl w:ilvl="7" w:tentative="1">
+      <w:start w:val="1"/>
+      <w:numFmt w:val="bullet"/>
+      <w:lvlText w:val=""/>
+      <w:lvlJc w:val="left"/>
+      <w:pPr>
+        <w:tabs>
+          <w:tab w:val="num" w:pos="5760"/>
+        </w:tabs>
+        <w:ind w:left="5760" w:hanging="360"/>
+      </w:pPr>
+      <w:rPr>
+        <w:rFonts w:ascii="Wingdings" w:hAnsi="Wingdings" w:hint="default"/>
+        <w:sz w:val="20"/>
+      </w:rPr>
+    </w:lvl>
+    <w:lvl w:ilvl="8" w:tentative="1">
+      <w:start w:val="1"/>
+      <w:numFmt w:val="bullet"/>
+      <w:lvlText w:val=""/>
+      <w:lvlJc w:val="left"/>
+      <w:pPr>
+        <w:tabs>
+          <w:tab w:val="num" w:pos="6480"/>
+        </w:tabs>
+        <w:ind w:left="6480" w:hanging="360"/>
+      </w:pPr>
+      <w:rPr>
+        <w:rFonts w:ascii="Wingdings" w:hAnsi="Wingdings" w:hint="default"/>
+        <w:sz w:val="20"/>
+      </w:rPr>
+    </w:lvl>
+  </w:abstractNum>
+  <w:abstractNum w:abstractNumId="4" w15:restartNumberingAfterBreak="0">
+    <w:nsid w:val="4AD817E1"/>
+    <w:multiLevelType w:val="multilevel"/>
+    <w:tmpl w:val="781E87C6"/>
+    <w:lvl w:ilvl="0">
+      <w:start w:val="1"/>
+      <w:numFmt w:val="bullet"/>
+      <w:lvlText w:val=""/>
+      <w:lvlJc w:val="left"/>
+      <w:pPr>
+        <w:tabs>
+          <w:tab w:val="num" w:pos="720"/>
+        </w:tabs>
+        <w:ind w:left="720" w:hanging="360"/>
+      </w:pPr>
+      <w:rPr>
+        <w:rFonts w:ascii="Symbol" w:hAnsi="Symbol" w:hint="default"/>
+        <w:sz w:val="20"/>
+      </w:rPr>
+    </w:lvl>
+    <w:lvl w:ilvl="1">
+      <w:start w:val="1"/>
+      <w:numFmt w:val="bullet"/>
+      <w:lvlText w:val="o"/>
+      <w:lvlJc w:val="left"/>
+      <w:pPr>
+        <w:tabs>
+          <w:tab w:val="num" w:pos="1440"/>
+        </w:tabs>
+        <w:ind w:left="1440" w:hanging="360"/>
+      </w:pPr>
+      <w:rPr>
+        <w:rFonts w:ascii="Courier New" w:hAnsi="Courier New" w:hint="default"/>
+        <w:sz w:val="20"/>
+      </w:rPr>
+    </w:lvl>
+    <w:lvl w:ilvl="2" w:tentative="1">
+      <w:start w:val="1"/>
+      <w:numFmt w:val="bullet"/>
+      <w:lvlText w:val=""/>
+      <w:lvlJc w:val="left"/>
+      <w:pPr>
+        <w:tabs>
+          <w:tab w:val="num" w:pos="2160"/>
+        </w:tabs>
+        <w:ind w:left="2160" w:hanging="360"/>
+      </w:pPr>
+      <w:rPr>
+        <w:rFonts w:ascii="Wingdings" w:hAnsi="Wingdings" w:hint="default"/>
+        <w:sz w:val="20"/>
+      </w:rPr>
+    </w:lvl>
+    <w:lvl w:ilvl="3" w:tentative="1">
+      <w:start w:val="1"/>
+      <w:numFmt w:val="bullet"/>
+      <w:lvlText w:val=""/>
+      <w:lvlJc w:val="left"/>
+      <w:pPr>
+        <w:tabs>
+          <w:tab w:val="num" w:pos="2880"/>
+        </w:tabs>
+        <w:ind w:left="2880" w:hanging="360"/>
+      </w:pPr>
+      <w:rPr>
+        <w:rFonts w:ascii="Wingdings" w:hAnsi="Wingdings" w:hint="default"/>
+        <w:sz w:val="20"/>
+      </w:rPr>
+    </w:lvl>
+    <w:lvl w:ilvl="4" w:tentative="1">
+      <w:start w:val="1"/>
+      <w:numFmt w:val="bullet"/>
+      <w:lvlText w:val=""/>
+      <w:lvlJc w:val="left"/>
+      <w:pPr>
+        <w:tabs>
+          <w:tab w:val="num" w:pos="3600"/>
+        </w:tabs>
+        <w:ind w:left="3600" w:hanging="360"/>
+      </w:pPr>
+      <w:rPr>
+        <w:rFonts w:ascii="Wingdings" w:hAnsi="Wingdings" w:hint="default"/>
+        <w:sz w:val="20"/>
+      </w:rPr>
+    </w:lvl>
+    <w:lvl w:ilvl="5" w:tentative="1">
+      <w:start w:val="1"/>
+      <w:numFmt w:val="bullet"/>
+      <w:lvlText w:val=""/>
+      <w:lvlJc w:val="left"/>
+      <w:pPr>
+        <w:tabs>
+          <w:tab w:val="num" w:pos="4320"/>
+        </w:tabs>
+        <w:ind w:left="4320" w:hanging="360"/>
+      </w:pPr>
+      <w:rPr>
+        <w:rFonts w:ascii="Wingdings" w:hAnsi="Wingdings" w:hint="default"/>
+        <w:sz w:val="20"/>
+      </w:rPr>
+    </w:lvl>
+    <w:lvl w:ilvl="6" w:tentative="1">
+      <w:start w:val="1"/>
+      <w:numFmt w:val="bullet"/>
+      <w:lvlText w:val=""/>
+      <w:lvlJc w:val="left"/>
+      <w:pPr>
+        <w:tabs>
+          <w:tab w:val="num" w:pos="5040"/>
+        </w:tabs>
+        <w:ind w:left="5040" w:hanging="360"/>
+      </w:pPr>
+      <w:rPr>
+        <w:rFonts w:ascii="Wingdings" w:hAnsi="Wingdings" w:hint="default"/>
+        <w:sz w:val="20"/>
+      </w:rPr>
+    </w:lvl>
+    <w:lvl w:ilvl="7" w:tentative="1">
+      <w:start w:val="1"/>
+      <w:numFmt w:val="bullet"/>
+      <w:lvlText w:val=""/>
+      <w:lvlJc w:val="left"/>
+      <w:pPr>
+        <w:tabs>
+          <w:tab w:val="num" w:pos="5760"/>
+        </w:tabs>
+        <w:ind w:left="5760" w:hanging="360"/>
+      </w:pPr>
+      <w:rPr>
+        <w:rFonts w:ascii="Wingdings" w:hAnsi="Wingdings" w:hint="default"/>
+        <w:sz w:val="20"/>
+      </w:rPr>
+    </w:lvl>
+    <w:lvl w:ilvl="8" w:tentative="1">
+      <w:start w:val="1"/>
+      <w:numFmt w:val="bullet"/>
+      <w:lvlText w:val=""/>
+      <w:lvlJc w:val="left"/>
+      <w:pPr>
+        <w:tabs>
+          <w:tab w:val="num" w:pos="6480"/>
+        </w:tabs>
+        <w:ind w:left="6480" w:hanging="360"/>
+      </w:pPr>
+      <w:rPr>
+        <w:rFonts w:ascii="Wingdings" w:hAnsi="Wingdings" w:hint="default"/>
+        <w:sz w:val="20"/>
+      </w:rPr>
+    </w:lvl>
+  </w:abstractNum>
+  <w:abstractNum w:abstractNumId="5" w15:restartNumberingAfterBreak="0">
+    <w:nsid w:val="62454B9E"/>
+    <w:multiLevelType w:val="multilevel"/>
+    <w:tmpl w:val="65840616"/>
+    <w:lvl w:ilvl="0">
+      <w:start w:val="1"/>
+      <w:numFmt w:val="bullet"/>
+      <w:lvlText w:val=""/>
+      <w:lvlJc w:val="left"/>
+      <w:pPr>
+        <w:tabs>
+          <w:tab w:val="num" w:pos="720"/>
+        </w:tabs>
+        <w:ind w:left="720" w:hanging="360"/>
+      </w:pPr>
+      <w:rPr>
+        <w:rFonts w:ascii="Symbol" w:hAnsi="Symbol" w:hint="default"/>
+        <w:sz w:val="20"/>
+      </w:rPr>
+    </w:lvl>
+    <w:lvl w:ilvl="1" w:tentative="1">
+      <w:start w:val="1"/>
+      <w:numFmt w:val="bullet"/>
+      <w:lvlText w:val="o"/>
+      <w:lvlJc w:val="left"/>
+      <w:pPr>
+        <w:tabs>
+          <w:tab w:val="num" w:pos="1440"/>
+        </w:tabs>
+        <w:ind w:left="1440" w:hanging="360"/>
+      </w:pPr>
+      <w:rPr>
+        <w:rFonts w:ascii="Courier New" w:hAnsi="Courier New" w:hint="default"/>
+        <w:sz w:val="20"/>
+      </w:rPr>
+    </w:lvl>
+    <w:lvl w:ilvl="2" w:tentative="1">
+      <w:start w:val="1"/>
+      <w:numFmt w:val="bullet"/>
+      <w:lvlText w:val=""/>
+      <w:lvlJc w:val="left"/>
+      <w:pPr>
+        <w:tabs>
+          <w:tab w:val="num" w:pos="2160"/>
+        </w:tabs>
+        <w:ind w:left="2160" w:hanging="360"/>
+      </w:pPr>
+      <w:rPr>
+        <w:rFonts w:ascii="Wingdings" w:hAnsi="Wingdings" w:hint="default"/>
+        <w:sz w:val="20"/>
+      </w:rPr>
+    </w:lvl>
+    <w:lvl w:ilvl="3" w:tentative="1">
+      <w:start w:val="1"/>
+      <w:numFmt w:val="bullet"/>
+      <w:lvlText w:val=""/>
+      <w:lvlJc w:val="left"/>
+      <w:pPr>
+        <w:tabs>
+          <w:tab w:val="num" w:pos="2880"/>
+        </w:tabs>
+        <w:ind w:left="2880" w:hanging="360"/>
+      </w:pPr>
+      <w:rPr>
+        <w:rFonts w:ascii="Wingdings" w:hAnsi="Wingdings" w:hint="default"/>
+        <w:sz w:val="20"/>
+      </w:rPr>
+    </w:lvl>
+    <w:lvl w:ilvl="4" w:tentative="1">
+      <w:start w:val="1"/>
+      <w:numFmt w:val="bullet"/>
+      <w:lvlText w:val=""/>
+      <w:lvlJc w:val="left"/>
+      <w:pPr>
+        <w:tabs>
+          <w:tab w:val="num" w:pos="3600"/>
+        </w:tabs>
+        <w:ind w:left="3600" w:hanging="360"/>
+      </w:pPr>
+      <w:rPr>
+        <w:rFonts w:ascii="Wingdings" w:hAnsi="Wingdings" w:hint="default"/>
+        <w:sz w:val="20"/>
+      </w:rPr>
+    </w:lvl>
+    <w:lvl w:ilvl="5" w:tentative="1">
+      <w:start w:val="1"/>
+      <w:numFmt w:val="bullet"/>
+      <w:lvlText w:val=""/>
+      <w:lvlJc w:val="left"/>
+      <w:pPr>
+        <w:tabs>
+          <w:tab w:val="num" w:pos="4320"/>
+        </w:tabs>
+        <w:ind w:left="4320" w:hanging="360"/>
+      </w:pPr>
+      <w:rPr>
+        <w:rFonts w:ascii="Wingdings" w:hAnsi="Wingdings" w:hint="default"/>
+        <w:sz w:val="20"/>
+      </w:rPr>
+    </w:lvl>
+    <w:lvl w:ilvl="6" w:tentative="1">
+      <w:start w:val="1"/>
+      <w:numFmt w:val="bullet"/>
+      <w:lvlText w:val=""/>
+      <w:lvlJc w:val="left"/>
+      <w:pPr>
+        <w:tabs>
+          <w:tab w:val="num" w:pos="5040"/>
+        </w:tabs>
+        <w:ind w:left="5040" w:hanging="360"/>
+      </w:pPr>
+      <w:rPr>
+        <w:rFonts w:ascii="Wingdings" w:hAnsi="Wingdings" w:hint="default"/>
+        <w:sz w:val="20"/>
+      </w:rPr>
+    </w:lvl>
+    <w:lvl w:ilvl="7" w:tentative="1">
+      <w:start w:val="1"/>
+      <w:numFmt w:val="bullet"/>
+      <w:lvlText w:val=""/>
+      <w:lvlJc w:val="left"/>
+      <w:pPr>
+        <w:tabs>
+          <w:tab w:val="num" w:pos="5760"/>
+        </w:tabs>
+        <w:ind w:left="5760" w:hanging="360"/>
+      </w:pPr>
+      <w:rPr>
+        <w:rFonts w:ascii="Wingdings" w:hAnsi="Wingdings" w:hint="default"/>
+        <w:sz w:val="20"/>
+      </w:rPr>
+    </w:lvl>
+    <w:lvl w:ilvl="8" w:tentative="1">
+      <w:start w:val="1"/>
+      <w:numFmt w:val="bullet"/>
+      <w:lvlText w:val=""/>
+      <w:lvlJc w:val="left"/>
+      <w:pPr>
+        <w:tabs>
+          <w:tab w:val="num" w:pos="6480"/>
+        </w:tabs>
+        <w:ind w:left="6480" w:hanging="360"/>
+      </w:pPr>
+      <w:rPr>
+        <w:rFonts w:ascii="Wingdings" w:hAnsi="Wingdings" w:hint="default"/>
+        <w:sz w:val="20"/>
+      </w:rPr>
+    </w:lvl>
+  </w:abstractNum>
+  <w:abstractNum w:abstractNumId="6" w15:restartNumberingAfterBreak="0">
+    <w:nsid w:val="668F5736"/>
+    <w:multiLevelType w:val="multilevel"/>
+    <w:tmpl w:val="030A0F66"/>
+    <w:lvl w:ilvl="0">
+      <w:start w:val="1"/>
+      <w:numFmt w:val="bullet"/>
+      <w:lvlText w:val=""/>
+      <w:lvlJc w:val="left"/>
+      <w:pPr>
+        <w:tabs>
+          <w:tab w:val="num" w:pos="720"/>
+        </w:tabs>
+        <w:ind w:left="720" w:hanging="360"/>
+      </w:pPr>
+      <w:rPr>
+        <w:rFonts w:ascii="Symbol" w:hAnsi="Symbol" w:hint="default"/>
+        <w:sz w:val="20"/>
+      </w:rPr>
+    </w:lvl>
+    <w:lvl w:ilvl="1" w:tentative="1">
+      <w:start w:val="1"/>
+      <w:numFmt w:val="bullet"/>
+      <w:lvlText w:val="o"/>
+      <w:lvlJc w:val="left"/>
+      <w:pPr>
+        <w:tabs>
+          <w:tab w:val="num" w:pos="1440"/>
+        </w:tabs>
+        <w:ind w:left="1440" w:hanging="360"/>
+      </w:pPr>
+      <w:rPr>
+        <w:rFonts w:ascii="Courier New" w:hAnsi="Courier New" w:hint="default"/>
+        <w:sz w:val="20"/>
+      </w:rPr>
+    </w:lvl>
+    <w:lvl w:ilvl="2" w:tentative="1">
+      <w:start w:val="1"/>
+      <w:numFmt w:val="bullet"/>
+      <w:lvlText w:val=""/>
+      <w:lvlJc w:val="left"/>
+      <w:pPr>
+        <w:tabs>
+          <w:tab w:val="num" w:pos="2160"/>
+        </w:tabs>
+        <w:ind w:left="2160" w:hanging="360"/>
+      </w:pPr>
+      <w:rPr>
+        <w:rFonts w:ascii="Wingdings" w:hAnsi="Wingdings" w:hint="default"/>
+        <w:sz w:val="20"/>
+      </w:rPr>
+    </w:lvl>
+    <w:lvl w:ilvl="3" w:tentative="1">
+      <w:start w:val="1"/>
+      <w:numFmt w:val="bullet"/>
+      <w:lvlText w:val=""/>
+      <w:lvlJc w:val="left"/>
+      <w:pPr>
+        <w:tabs>
+          <w:tab w:val="num" w:pos="2880"/>
+        </w:tabs>
+        <w:ind w:left="2880" w:hanging="360"/>
+      </w:pPr>
+      <w:rPr>
+        <w:rFonts w:ascii="Wingdings" w:hAnsi="Wingdings" w:hint="default"/>
+        <w:sz w:val="20"/>
+      </w:rPr>
+    </w:lvl>
+    <w:lvl w:ilvl="4" w:tentative="1">
+      <w:start w:val="1"/>
+      <w:numFmt w:val="bullet"/>
+      <w:lvlText w:val=""/>
+      <w:lvlJc w:val="left"/>
+      <w:pPr>
+        <w:tabs>
+          <w:tab w:val="num" w:pos="3600"/>
+        </w:tabs>
+        <w:ind w:left="3600" w:hanging="360"/>
+      </w:pPr>
+      <w:rPr>
+        <w:rFonts w:ascii="Wingdings" w:hAnsi="Wingdings" w:hint="default"/>
+        <w:sz w:val="20"/>
+      </w:rPr>
+    </w:lvl>
+    <w:lvl w:ilvl="5" w:tentative="1">
+      <w:start w:val="1"/>
+      <w:numFmt w:val="bullet"/>
+      <w:lvlText w:val=""/>
+      <w:lvlJc w:val="left"/>
+      <w:pPr>
+        <w:tabs>
+          <w:tab w:val="num" w:pos="4320"/>
+        </w:tabs>
+        <w:ind w:left="4320" w:hanging="360"/>
+      </w:pPr>
+      <w:rPr>
+        <w:rFonts w:ascii="Wingdings" w:hAnsi="Wingdings" w:hint="default"/>
+        <w:sz w:val="20"/>
+      </w:rPr>
+    </w:lvl>
+    <w:lvl w:ilvl="6" w:tentative="1">
+      <w:start w:val="1"/>
+      <w:numFmt w:val="bullet"/>
+      <w:lvlText w:val=""/>
+      <w:lvlJc w:val="left"/>
+      <w:pPr>
+        <w:tabs>
+          <w:tab w:val="num" w:pos="5040"/>
+        </w:tabs>
+        <w:ind w:left="5040" w:hanging="360"/>
+      </w:pPr>
+      <w:rPr>
+        <w:rFonts w:ascii="Wingdings" w:hAnsi="Wingdings" w:hint="default"/>
+        <w:sz w:val="20"/>
+      </w:rPr>
+    </w:lvl>
+    <w:lvl w:ilvl="7" w:tentative="1">
+      <w:start w:val="1"/>
+      <w:numFmt w:val="bullet"/>
+      <w:lvlText w:val=""/>
+      <w:lvlJc w:val="left"/>
+      <w:pPr>
+        <w:tabs>
+          <w:tab w:val="num" w:pos="5760"/>
+        </w:tabs>
+        <w:ind w:left="5760" w:hanging="360"/>
+      </w:pPr>
+      <w:rPr>
+        <w:rFonts w:ascii="Wingdings" w:hAnsi="Wingdings" w:hint="default"/>
+        <w:sz w:val="20"/>
+      </w:rPr>
+    </w:lvl>
+    <w:lvl w:ilvl="8" w:tentative="1">
+      <w:start w:val="1"/>
+      <w:numFmt w:val="bullet"/>
+      <w:lvlText w:val=""/>
+      <w:lvlJc w:val="left"/>
+      <w:pPr>
+        <w:tabs>
+          <w:tab w:val="num" w:pos="6480"/>
+        </w:tabs>
+        <w:ind w:left="6480" w:hanging="360"/>
+      </w:pPr>
+      <w:rPr>
+        <w:rFonts w:ascii="Wingdings" w:hAnsi="Wingdings" w:hint="default"/>
+        <w:sz w:val="20"/>
+      </w:rPr>
+    </w:lvl>
+  </w:abstractNum>
+  <w:abstractNum w:abstractNumId="7" w15:restartNumberingAfterBreak="0">
+    <w:nsid w:val="68F70A79"/>
+    <w:multiLevelType w:val="multilevel"/>
+    <w:tmpl w:val="C4FA26E4"/>
+    <w:lvl w:ilvl="0">
+      <w:start w:val="1"/>
+      <w:numFmt w:val="bullet"/>
+      <w:lvlText w:val=""/>
+      <w:lvlJc w:val="left"/>
+      <w:pPr>
+        <w:tabs>
+          <w:tab w:val="num" w:pos="720"/>
+        </w:tabs>
+        <w:ind w:left="720" w:hanging="360"/>
+      </w:pPr>
+      <w:rPr>
+        <w:rFonts w:ascii="Symbol" w:hAnsi="Symbol" w:hint="default"/>
+        <w:sz w:val="20"/>
+      </w:rPr>
+    </w:lvl>
+    <w:lvl w:ilvl="1">
+      <w:start w:val="1"/>
+      <w:numFmt w:val="bullet"/>
+      <w:lvlText w:val="o"/>
+      <w:lvlJc w:val="left"/>
+      <w:pPr>
+        <w:tabs>
+          <w:tab w:val="num" w:pos="1440"/>
+        </w:tabs>
+        <w:ind w:left="1440" w:hanging="360"/>
+      </w:pPr>
+      <w:rPr>
+        <w:rFonts w:ascii="Courier New" w:hAnsi="Courier New" w:hint="default"/>
+        <w:sz w:val="20"/>
+      </w:rPr>
+    </w:lvl>
+    <w:lvl w:ilvl="2" w:tentative="1">
+      <w:start w:val="1"/>
+      <w:numFmt w:val="bullet"/>
+      <w:lvlText w:val=""/>
+      <w:lvlJc w:val="left"/>
+      <w:pPr>
+        <w:tabs>
+          <w:tab w:val="num" w:pos="2160"/>
+        </w:tabs>
+        <w:ind w:left="2160" w:hanging="360"/>
+      </w:pPr>
+      <w:rPr>
+        <w:rFonts w:ascii="Wingdings" w:hAnsi="Wingdings" w:hint="default"/>
+        <w:sz w:val="20"/>
+      </w:rPr>
+    </w:lvl>
+    <w:lvl w:ilvl="3" w:tentative="1">
+      <w:start w:val="1"/>
+      <w:numFmt w:val="bullet"/>
+      <w:lvlText w:val=""/>
+      <w:lvlJc w:val="left"/>
+      <w:pPr>
+        <w:tabs>
+          <w:tab w:val="num" w:pos="2880"/>
+        </w:tabs>
+        <w:ind w:left="2880" w:hanging="360"/>
+      </w:pPr>
+      <w:rPr>
+        <w:rFonts w:ascii="Wingdings" w:hAnsi="Wingdings" w:hint="default"/>
+        <w:sz w:val="20"/>
+      </w:rPr>
+    </w:lvl>
+    <w:lvl w:ilvl="4" w:tentative="1">
+      <w:start w:val="1"/>
+      <w:numFmt w:val="bullet"/>
+      <w:lvlText w:val=""/>
+      <w:lvlJc w:val="left"/>
+      <w:pPr>
+        <w:tabs>
+          <w:tab w:val="num" w:pos="3600"/>
+        </w:tabs>
+        <w:ind w:left="3600" w:hanging="360"/>
+      </w:pPr>
+      <w:rPr>
+        <w:rFonts w:ascii="Wingdings" w:hAnsi="Wingdings" w:hint="default"/>
+        <w:sz w:val="20"/>
+      </w:rPr>
+    </w:lvl>
+    <w:lvl w:ilvl="5" w:tentative="1">
+      <w:start w:val="1"/>
+      <w:numFmt w:val="bullet"/>
+      <w:lvlText w:val=""/>
+      <w:lvlJc w:val="left"/>
+      <w:pPr>
+        <w:tabs>
+          <w:tab w:val="num" w:pos="4320"/>
+        </w:tabs>
+        <w:ind w:left="4320" w:hanging="360"/>
+      </w:pPr>
+      <w:rPr>
+        <w:rFonts w:ascii="Wingdings" w:hAnsi="Wingdings" w:hint="default"/>
+        <w:sz w:val="20"/>
+      </w:rPr>
+    </w:lvl>
+    <w:lvl w:ilvl="6" w:tentative="1">
+      <w:start w:val="1"/>
+      <w:numFmt w:val="bullet"/>
+      <w:lvlText w:val=""/>
+      <w:lvlJc w:val="left"/>
+      <w:pPr>
+        <w:tabs>
+          <w:tab w:val="num" w:pos="5040"/>
+        </w:tabs>
+        <w:ind w:left="5040" w:hanging="360"/>
+      </w:pPr>
+      <w:rPr>
+        <w:rFonts w:ascii="Wingdings" w:hAnsi="Wingdings" w:hint="default"/>
+        <w:sz w:val="20"/>
+      </w:rPr>
+    </w:lvl>
+    <w:lvl w:ilvl="7" w:tentative="1">
+      <w:start w:val="1"/>
+      <w:numFmt w:val="bullet"/>
+      <w:lvlText w:val=""/>
+      <w:lvlJc w:val="left"/>
+      <w:pPr>
+        <w:tabs>
+          <w:tab w:val="num" w:pos="5760"/>
+        </w:tabs>
+        <w:ind w:left="5760" w:hanging="360"/>
+      </w:pPr>
+      <w:rPr>
+        <w:rFonts w:ascii="Wingdings" w:hAnsi="Wingdings" w:hint="default"/>
+        <w:sz w:val="20"/>
+      </w:rPr>
+    </w:lvl>
+    <w:lvl w:ilvl="8" w:tentative="1">
+      <w:start w:val="1"/>
+      <w:numFmt w:val="bullet"/>
+      <w:lvlText w:val=""/>
+      <w:lvlJc w:val="left"/>
+      <w:pPr>
+        <w:tabs>
+          <w:tab w:val="num" w:pos="6480"/>
+        </w:tabs>
+        <w:ind w:left="6480" w:hanging="360"/>
+      </w:pPr>
+      <w:rPr>
+        <w:rFonts w:ascii="Wingdings" w:hAnsi="Wingdings" w:hint="default"/>
+        <w:sz w:val="20"/>
+      </w:rPr>
+    </w:lvl>
+  </w:abstractNum>
+  <w:abstractNum w:abstractNumId="8" w15:restartNumberingAfterBreak="0">
+    <w:nsid w:val="711868D5"/>
+    <w:multiLevelType w:val="multilevel"/>
+    <w:tmpl w:val="0054F826"/>
+    <w:lvl w:ilvl="0">
+      <w:start w:val="1"/>
+      <w:numFmt w:val="bullet"/>
+      <w:lvlText w:val=""/>
+      <w:lvlJc w:val="left"/>
+      <w:pPr>
+        <w:tabs>
+          <w:tab w:val="num" w:pos="720"/>
+        </w:tabs>
+        <w:ind w:left="720" w:hanging="360"/>
+      </w:pPr>
+      <w:rPr>
+        <w:rFonts w:ascii="Symbol" w:hAnsi="Symbol" w:hint="default"/>
+        <w:sz w:val="20"/>
+      </w:rPr>
+    </w:lvl>
+    <w:lvl w:ilvl="1">
+      <w:start w:val="1"/>
+      <w:numFmt w:val="bullet"/>
+      <w:lvlText w:val="o"/>
+      <w:lvlJc w:val="left"/>
+      <w:pPr>
+        <w:tabs>
+          <w:tab w:val="num" w:pos="1440"/>
+        </w:tabs>
+        <w:ind w:left="1440" w:hanging="360"/>
+      </w:pPr>
+      <w:rPr>
+        <w:rFonts w:ascii="Courier New" w:hAnsi="Courier New" w:hint="default"/>
+        <w:sz w:val="20"/>
+      </w:rPr>
+    </w:lvl>
+    <w:lvl w:ilvl="2" w:tentative="1">
+      <w:start w:val="1"/>
+      <w:numFmt w:val="bullet"/>
+      <w:lvlText w:val=""/>
+      <w:lvlJc w:val="left"/>
+      <w:pPr>
+        <w:tabs>
+          <w:tab w:val="num" w:pos="2160"/>
+        </w:tabs>
+        <w:ind w:left="2160" w:hanging="360"/>
+      </w:pPr>
+      <w:rPr>
+        <w:rFonts w:ascii="Wingdings" w:hAnsi="Wingdings" w:hint="default"/>
+        <w:sz w:val="20"/>
+      </w:rPr>
+    </w:lvl>
+    <w:lvl w:ilvl="3" w:tentative="1">
+      <w:start w:val="1"/>
+      <w:numFmt w:val="bullet"/>
+      <w:lvlText w:val=""/>
+      <w:lvlJc w:val="left"/>
+      <w:pPr>
+        <w:tabs>
+          <w:tab w:val="num" w:pos="2880"/>
+        </w:tabs>
+        <w:ind w:left="2880" w:hanging="360"/>
+      </w:pPr>
+      <w:rPr>
+        <w:rFonts w:ascii="Wingdings" w:hAnsi="Wingdings" w:hint="default"/>
+        <w:sz w:val="20"/>
+      </w:rPr>
+    </w:lvl>
+    <w:lvl w:ilvl="4" w:tentative="1">
+      <w:start w:val="1"/>
+      <w:numFmt w:val="bullet"/>
+      <w:lvlText w:val=""/>
+      <w:lvlJc w:val="left"/>
+      <w:pPr>
+        <w:tabs>
+          <w:tab w:val="num" w:pos="3600"/>
+        </w:tabs>
+        <w:ind w:left="3600" w:hanging="360"/>
+      </w:pPr>
+      <w:rPr>
+        <w:rFonts w:ascii="Wingdings" w:hAnsi="Wingdings" w:hint="default"/>
+        <w:sz w:val="20"/>
+      </w:rPr>
+    </w:lvl>
+    <w:lvl w:ilvl="5" w:tentative="1">
+      <w:start w:val="1"/>
+      <w:numFmt w:val="bullet"/>
+      <w:lvlText w:val=""/>
+      <w:lvlJc w:val="left"/>
+      <w:pPr>
+        <w:tabs>
+          <w:tab w:val="num" w:pos="4320"/>
+        </w:tabs>
+        <w:ind w:left="4320" w:hanging="360"/>
+      </w:pPr>
+      <w:rPr>
+        <w:rFonts w:ascii="Wingdings" w:hAnsi="Wingdings" w:hint="default"/>
+        <w:sz w:val="20"/>
+      </w:rPr>
+    </w:lvl>
+    <w:lvl w:ilvl="6" w:tentative="1">
+      <w:start w:val="1"/>
+      <w:numFmt w:val="bullet"/>
+      <w:lvlText w:val=""/>
+      <w:lvlJc w:val="left"/>
+      <w:pPr>
+        <w:tabs>
+          <w:tab w:val="num" w:pos="5040"/>
+        </w:tabs>
+        <w:ind w:left="5040" w:hanging="360"/>
+      </w:pPr>
+      <w:rPr>
+        <w:rFonts w:ascii="Wingdings" w:hAnsi="Wingdings" w:hint="default"/>
+        <w:sz w:val="20"/>
+      </w:rPr>
+    </w:lvl>
+    <w:lvl w:ilvl="7" w:tentative="1">
+      <w:start w:val="1"/>
+      <w:numFmt w:val="bullet"/>
+      <w:lvlText w:val=""/>
+      <w:lvlJc w:val="left"/>
+      <w:pPr>
+        <w:tabs>
+          <w:tab w:val="num" w:pos="5760"/>
+        </w:tabs>
+        <w:ind w:left="5760" w:hanging="360"/>
+      </w:pPr>
+      <w:rPr>
+        <w:rFonts w:ascii="Wingdings" w:hAnsi="Wingdings" w:hint="default"/>
+        <w:sz w:val="20"/>
+      </w:rPr>
+    </w:lvl>
+    <w:lvl w:ilvl="8" w:tentative="1">
+      <w:start w:val="1"/>
+      <w:numFmt w:val="bullet"/>
+      <w:lvlText w:val=""/>
+      <w:lvlJc w:val="left"/>
+      <w:pPr>
+        <w:tabs>
+          <w:tab w:val="num" w:pos="6480"/>
+        </w:tabs>
+        <w:ind w:left="6480" w:hanging="360"/>
+      </w:pPr>
+      <w:rPr>
+        <w:rFonts w:ascii="Wingdings" w:hAnsi="Wingdings" w:hint="default"/>
+        <w:sz w:val="20"/>
+      </w:rPr>
+    </w:lvl>
+  </w:abstractNum>
+  <w:abstractNum w:abstractNumId="9" w15:restartNumberingAfterBreak="0">
+    <w:nsid w:val="71A75292"/>
+    <w:multiLevelType w:val="multilevel"/>
+    <w:tmpl w:val="E90CF16E"/>
+    <w:lvl w:ilvl="0">
+      <w:start w:val="1"/>
+      <w:numFmt w:val="bullet"/>
+      <w:lvlText w:val=""/>
+      <w:lvlJc w:val="left"/>
+      <w:pPr>
+        <w:tabs>
+          <w:tab w:val="num" w:pos="720"/>
+        </w:tabs>
+        <w:ind w:left="720" w:hanging="360"/>
+      </w:pPr>
+      <w:rPr>
+        <w:rFonts w:ascii="Symbol" w:hAnsi="Symbol" w:hint="default"/>
+        <w:sz w:val="20"/>
+      </w:rPr>
+    </w:lvl>
+    <w:lvl w:ilvl="1">
+      <w:start w:val="1"/>
+      <w:numFmt w:val="bullet"/>
+      <w:lvlText w:val="o"/>
+      <w:lvlJc w:val="left"/>
+      <w:pPr>
+        <w:tabs>
+          <w:tab w:val="num" w:pos="1440"/>
+        </w:tabs>
+        <w:ind w:left="1440" w:hanging="360"/>
+      </w:pPr>
+      <w:rPr>
+        <w:rFonts w:ascii="Courier New" w:hAnsi="Courier New" w:hint="default"/>
+        <w:sz w:val="20"/>
+      </w:rPr>
+    </w:lvl>
+    <w:lvl w:ilvl="2" w:tentative="1">
+      <w:start w:val="1"/>
+      <w:numFmt w:val="bullet"/>
+      <w:lvlText w:val=""/>
+      <w:lvlJc w:val="left"/>
+      <w:pPr>
+        <w:tabs>
+          <w:tab w:val="num" w:pos="2160"/>
+        </w:tabs>
+        <w:ind w:left="2160" w:hanging="360"/>
+      </w:pPr>
+      <w:rPr>
+        <w:rFonts w:ascii="Wingdings" w:hAnsi="Wingdings" w:hint="default"/>
+        <w:sz w:val="20"/>
+      </w:rPr>
+    </w:lvl>
+    <w:lvl w:ilvl="3" w:tentative="1">
+      <w:start w:val="1"/>
+      <w:numFmt w:val="bullet"/>
+      <w:lvlText w:val=""/>
+      <w:lvlJc w:val="left"/>
+      <w:pPr>
+        <w:tabs>
+          <w:tab w:val="num" w:pos="2880"/>
+        </w:tabs>
+        <w:ind w:left="2880" w:hanging="360"/>
+      </w:pPr>
+      <w:rPr>
+        <w:rFonts w:ascii="Wingdings" w:hAnsi="Wingdings" w:hint="default"/>
+        <w:sz w:val="20"/>
+      </w:rPr>
+    </w:lvl>
+    <w:lvl w:ilvl="4" w:tentative="1">
+      <w:start w:val="1"/>
+      <w:numFmt w:val="bullet"/>
+      <w:lvlText w:val=""/>
+      <w:lvlJc w:val="left"/>
+      <w:pPr>
+        <w:tabs>
+          <w:tab w:val="num" w:pos="3600"/>
+        </w:tabs>
+        <w:ind w:left="3600" w:hanging="360"/>
+      </w:pPr>
+      <w:rPr>
+        <w:rFonts w:ascii="Wingdings" w:hAnsi="Wingdings" w:hint="default"/>
+        <w:sz w:val="20"/>
+      </w:rPr>
+    </w:lvl>
+    <w:lvl w:ilvl="5" w:tentative="1">
+      <w:start w:val="1"/>
+      <w:numFmt w:val="bullet"/>
+      <w:lvlText w:val=""/>
+      <w:lvlJc w:val="left"/>
+      <w:pPr>
+        <w:tabs>
+          <w:tab w:val="num" w:pos="4320"/>
+        </w:tabs>
+        <w:ind w:left="4320" w:hanging="360"/>
+      </w:pPr>
+      <w:rPr>
+        <w:rFonts w:ascii="Wingdings" w:hAnsi="Wingdings" w:hint="default"/>
+        <w:sz w:val="20"/>
+      </w:rPr>
+    </w:lvl>
+    <w:lvl w:ilvl="6" w:tentative="1">
+      <w:start w:val="1"/>
+      <w:numFmt w:val="bullet"/>
+      <w:lvlText w:val=""/>
+      <w:lvlJc w:val="left"/>
+      <w:pPr>
+        <w:tabs>
+          <w:tab w:val="num" w:pos="5040"/>
+        </w:tabs>
+        <w:ind w:left="5040" w:hanging="360"/>
+      </w:pPr>
+      <w:rPr>
+        <w:rFonts w:ascii="Wingdings" w:hAnsi="Wingdings" w:hint="default"/>
+        <w:sz w:val="20"/>
+      </w:rPr>
+    </w:lvl>
+    <w:lvl w:ilvl="7" w:tentative="1">
+      <w:start w:val="1"/>
+      <w:numFmt w:val="bullet"/>
+      <w:lvlText w:val=""/>
+      <w:lvlJc w:val="left"/>
+      <w:pPr>
+        <w:tabs>
+          <w:tab w:val="num" w:pos="5760"/>
+        </w:tabs>
+        <w:ind w:left="5760" w:hanging="360"/>
+      </w:pPr>
+      <w:rPr>
+        <w:rFonts w:ascii="Wingdings" w:hAnsi="Wingdings" w:hint="default"/>
+        <w:sz w:val="20"/>
+      </w:rPr>
+    </w:lvl>
+    <w:lvl w:ilvl="8" w:tentative="1">
+      <w:start w:val="1"/>
+      <w:numFmt w:val="bullet"/>
+      <w:lvlText w:val=""/>
+      <w:lvlJc w:val="left"/>
+      <w:pPr>
+        <w:tabs>
+          <w:tab w:val="num" w:pos="6480"/>
+        </w:tabs>
+        <w:ind w:left="6480" w:hanging="360"/>
+      </w:pPr>
+      <w:rPr>
+        <w:rFonts w:ascii="Wingdings" w:hAnsi="Wingdings" w:hint="default"/>
+        <w:sz w:val="20"/>
+      </w:rPr>
+    </w:lvl>
+  </w:abstractNum>
+  <w:num w:numId="1" w16cid:durableId="632323418">
+    <w:abstractNumId w:val="4"/>
+  </w:num>
+  <w:num w:numId="2" w16cid:durableId="1451776699">
+    <w:abstractNumId w:val="1"/>
+  </w:num>
+  <w:num w:numId="3" w16cid:durableId="1521626523">
+    <w:abstractNumId w:val="9"/>
+  </w:num>
+  <w:num w:numId="4" w16cid:durableId="1747414296">
+    <w:abstractNumId w:val="5"/>
+  </w:num>
+  <w:num w:numId="5" w16cid:durableId="887453012">
+    <w:abstractNumId w:val="2"/>
+  </w:num>
+  <w:num w:numId="6" w16cid:durableId="126122323">
+    <w:abstractNumId w:val="6"/>
+  </w:num>
+  <w:num w:numId="7" w16cid:durableId="507601379">
+    <w:abstractNumId w:val="7"/>
+  </w:num>
+  <w:num w:numId="8" w16cid:durableId="302781175">
+    <w:abstractNumId w:val="0"/>
+  </w:num>
+  <w:num w:numId="9" w16cid:durableId="960723221">
+    <w:abstractNumId w:val="3"/>
+  </w:num>
+  <w:num w:numId="10" w16cid:durableId="1132560034">
+    <w:abstractNumId w:val="8"/>
+  </w:num>
+</w:numbering>
 </file>
 
 <file path=word/styles.xml><?xml version="1.0" encoding="utf-8"?>
